--- a/docs/Pt_理论模型_v5.0.docx
+++ b/docs/Pt_理论模型_v5.0.docx
@@ -16729,7 +16729,7 @@
           <m:t>+</m:t>
         </m:r>
         <m:r>
-          <m:t>1.6</m:t>
+          <m:t>1.7</m:t>
         </m:r>
         <m:r>
           <m:rPr>
@@ -16744,7 +16744,7 @@
           <m:t>+</m:t>
         </m:r>
         <m:r>
-          <m:t>1.8</m:t>
+          <m:t>1.9</m:t>
         </m:r>
         <m:r>
           <m:t> </m:t>
@@ -24920,7 +24920,8 @@
     <w:tbl>
       <w:tblPr>
         <w:tblStyle w:val="Table"/>
-        <w:tblW w:type="auto" w:w="0"/>
+        <w:tblW w:type="pct" w:w="5000"/>
+        <w:tblLayout w:type="fixed"/>
         <w:tblLook w:firstRow="1" w:lastRow="0" w:firstColumn="0" w:lastColumn="0" w:noHBand="0" w:noVBand="0" w:val="0020"/>
       </w:tblPr>
       <w:tblGrid>
@@ -25041,18 +25042,18 @@
               <w:pStyle w:val="Compact"/>
             </w:pPr>
             <w:r>
-              <w:t xml:space="preserve">0.06 h</w:t>
-            </w:r>
-          </w:p>
-        </w:tc>
-        <w:tc>
-          <w:tcPr/>
-          <w:p>
-            <w:pPr>
-              <w:pStyle w:val="Compact"/>
-            </w:pPr>
-            <w:r>
-              <w:t xml:space="preserve">0.08 h</w:t>
+              <w:t xml:space="preserve">0.057 h</w:t>
+            </w:r>
+          </w:p>
+        </w:tc>
+        <w:tc>
+          <w:tcPr/>
+          <w:p>
+            <w:pPr>
+              <w:pStyle w:val="Compact"/>
+            </w:pPr>
+            <w:r>
+              <w:t xml:space="preserve">0.079 h</w:t>
             </w:r>
           </w:p>
         </w:tc>
@@ -25102,7 +25103,7 @@
               <w:pStyle w:val="Compact"/>
             </w:pPr>
             <w:r>
-              <w:t xml:space="preserve">0.96 </w:t>
+              <w:t xml:space="preserve">0.981 </w:t>
             </w:r>
             <w:r>
               <w:rPr>
@@ -25111,7 +25112,7 @@
               <w:t xml:space="preserve">K（裕度</w:t>
             </w:r>
             <w:r>
-              <w:t xml:space="preserve"> 81 </w:t>
+              <w:t xml:space="preserve"> 80 </w:t>
             </w:r>
             <w:r>
               <w:rPr>
@@ -25128,13 +25129,13 @@
               <w:pStyle w:val="Compact"/>
             </w:pPr>
             <w:r>
-              <w:t xml:space="preserve">1.17 </w:t>
+              <w:t xml:space="preserve">1.121 </w:t>
             </w:r>
             <w:r>
               <w:rPr>
                 <w:rFonts w:hint="eastAsia"/>
               </w:rPr>
-              <w:t xml:space="preserve">K（77</w:t>
+              <w:t xml:space="preserve">K（78</w:t>
             </w:r>
             <w:r>
               <w:t xml:space="preserve"> </w:t>
@@ -25205,7 +25206,7 @@
                 <m:t>+</m:t>
               </m:r>
               <m:r>
-                <m:t>1.79</m:t>
+                <m:t>1.67</m:t>
               </m:r>
             </m:oMath>
             <w:r>
@@ -25230,7 +25231,7 @@
                 <m:t>+</m:t>
               </m:r>
               <m:r>
-                <m:t>1.63</m:t>
+                <m:t>1.91</m:t>
               </m:r>
             </m:oMath>
             <w:r>
@@ -25278,13 +25279,13 @@
               <w:pStyle w:val="Compact"/>
             </w:pPr>
             <w:r>
-              <w:t xml:space="preserve">5.38 </w:t>
+              <w:t xml:space="preserve">6.18 </w:t>
             </w:r>
             <w:r>
               <w:rPr>
                 <w:rFonts w:hint="eastAsia"/>
               </w:rPr>
-              <w:t xml:space="preserve">K（46</w:t>
+              <w:t xml:space="preserve">K（38</w:t>
             </w:r>
             <w:r>
               <w:t xml:space="preserve"> </w:t>
@@ -25304,13 +25305,13 @@
               <w:pStyle w:val="Compact"/>
             </w:pPr>
             <w:r>
-              <w:t xml:space="preserve">6.29 </w:t>
+              <w:t xml:space="preserve">5.30 </w:t>
             </w:r>
             <w:r>
               <w:rPr>
                 <w:rFonts w:hint="eastAsia"/>
               </w:rPr>
-              <w:t xml:space="preserve">K（37</w:t>
+              <w:t xml:space="preserve">K（47</w:t>
             </w:r>
             <w:r>
               <w:t xml:space="preserve"> </w:t>

--- a/docs/Pt_理论模型_v5.0.docx
+++ b/docs/Pt_理论模型_v5.0.docx
@@ -22679,7 +22679,7 @@
     </w:p>
     <w:bookmarkEnd w:id="72"/>
     <w:bookmarkEnd w:id="73"/>
-    <w:bookmarkStart w:id="78" w:name="数值方法与收敛"/>
+    <w:bookmarkStart w:id="79" w:name="数值方法与收敛"/>
     <w:p>
       <w:pPr>
         <w:pStyle w:val="Heading1"/>
@@ -23370,7 +23370,7 @@
       </w:r>
     </w:p>
     <w:bookmarkEnd w:id="74"/>
-    <w:bookmarkStart w:id="75" w:name="环路增益-gapprox0.96"/>
+    <w:bookmarkStart w:id="76" w:name="环路增益-gapprox0.96"/>
     <w:p>
       <w:pPr>
         <w:pStyle w:val="Heading2"/>
@@ -23814,16 +23814,25 @@
         <w:rPr>
           <w:rFonts w:hint="eastAsia"/>
         </w:rPr>
-        <w:t xml:space="preserve">次，残差被推下去又被拉回，</w:t>
-      </w:r>
-      <w:r>
-        <w:t xml:space="preserve"> </w:t>
-      </w:r>
-      <w:r>
-        <w:rPr>
-          <w:rFonts w:hint="eastAsia"/>
-        </w:rPr>
-        <w:t xml:space="preserve">说明</w:t>
+        <w:t xml:space="preserve">次，残差被推下去又被拉回。</w:t>
+      </w:r>
+      <w:r>
+        <w:t xml:space="preserve"> </w:t>
+      </w:r>
+      <w:r>
+        <w:rPr>
+          <w:rFonts w:hint="eastAsia"/>
+        </w:rPr>
+        <w:t xml:space="preserve">原因到</w:t>
+      </w:r>
+      <w:r>
+        <w:t xml:space="preserve"> 2026-08-16 </w:t>
+      </w:r>
+      <w:r>
+        <w:rPr>
+          <w:rFonts w:hint="eastAsia"/>
+        </w:rPr>
+        <w:t xml:space="preserve">才查清：</w:t>
       </w:r>
       <w:r>
         <w:rPr>
@@ -23831,18 +23840,13 @@
           <w:b/>
           <w:bCs/>
         </w:rPr>
-        <w:t xml:space="preserve">慢模式不在抽热向量上</w:t>
-      </w:r>
-      <w:r>
-        <w:t xml:space="preserve">。Anderson </w:t>
-      </w:r>
-      <w:r>
-        <w:rPr>
-          <w:rFonts w:hint="eastAsia"/>
-        </w:rPr>
-        <w:t xml:space="preserve">加速或对「抽热</w:t>
-      </w:r>
-      <w:r>
+        <w:t xml:space="preserve">慢模式不在抽热向量上，而在「抽热</w:t>
+      </w:r>
+      <w:r>
+        <w:rPr>
+          <w:b/>
+          <w:bCs/>
+        </w:rPr>
         <w:t xml:space="preserve"> </w:t>
       </w:r>
       <m:oMath>
@@ -23854,35 +23858,1458 @@
         </m:r>
       </m:oMath>
       <w:r>
-        <w:t xml:space="preserve"> </w:t>
-      </w:r>
-      <w:r>
-        <w:rPr>
-          <w:rFonts w:hint="eastAsia"/>
-        </w:rPr>
-        <w:t xml:space="preserve">管根」</w:t>
-      </w:r>
-      <w:r>
-        <w:t xml:space="preserve"> </w:t>
-      </w:r>
-      <w:r>
-        <w:rPr>
-          <w:rFonts w:hint="eastAsia"/>
-        </w:rPr>
-        <w:t xml:space="preserve">这个低维环做</w:t>
-      </w:r>
-      <w:r>
-        <w:t xml:space="preserve"> Newton </w:t>
-      </w:r>
-      <w:r>
-        <w:rPr>
-          <w:rFonts w:hint="eastAsia"/>
-        </w:rPr>
-        <w:t xml:space="preserve">是下一步的候选。</w:t>
+        <w:rPr>
+          <w:b/>
+          <w:bCs/>
+        </w:rPr>
+        <w:t xml:space="preserve"> </w:t>
+      </w:r>
+      <w:r>
+        <w:rPr>
+          <w:rFonts w:hint="eastAsia"/>
+          <w:b/>
+          <w:bCs/>
+        </w:rPr>
+        <w:t xml:space="preserve">段间端温」</w:t>
+      </w:r>
+      <w:r>
+        <w:rPr>
+          <w:b/>
+          <w:bCs/>
+        </w:rPr>
+        <w:t xml:space="preserve"> </w:t>
+      </w:r>
+      <w:r>
+        <w:rPr>
+          <w:rFonts w:hint="eastAsia"/>
+          <w:b/>
+          <w:bCs/>
+        </w:rPr>
+        <w:t xml:space="preserve">耦合起来的方向上</w:t>
+      </w:r>
+      <w:r>
+        <w:rPr>
+          <w:rFonts w:hint="eastAsia"/>
+        </w:rPr>
+        <w:t xml:space="preserve">，而</w:t>
+      </w:r>
+      <w:r>
+        <w:t xml:space="preserve"> Aitken </w:t>
+      </w:r>
+      <w:r>
+        <w:rPr>
+          <w:rFonts w:hint="eastAsia"/>
+        </w:rPr>
+        <w:t xml:space="preserve">只作用在前者、且只能处理一个模式。</w:t>
+      </w:r>
+    </w:p>
+    <w:bookmarkStart w:id="75" w:name="anderson-加速把两者放进同一个状态向量"/>
+    <w:p>
+      <w:pPr>
+        <w:pStyle w:val="Heading3"/>
+      </w:pPr>
+      <w:r>
+        <w:t xml:space="preserve">8.2.1 Anderson </w:t>
+      </w:r>
+      <w:r>
+        <w:rPr>
+          <w:rFonts w:hint="eastAsia"/>
+        </w:rPr>
+        <w:t xml:space="preserve">加速：把两者放进同一个状态向量</w:t>
+      </w:r>
+    </w:p>
+    <w:p>
+      <w:pPr>
+        <w:pStyle w:val="FirstParagraph"/>
+      </w:pPr>
+      <w:r>
+        <w:rPr>
+          <w:rFonts w:hint="eastAsia"/>
+        </w:rPr>
+        <w:t xml:space="preserve">取状态</w:t>
+      </w:r>
+      <w:r>
+        <w:t xml:space="preserve"> </w:t>
+      </w:r>
+      <m:oMath>
+        <m:r>
+          <m:t>x</m:t>
+        </m:r>
+        <m:r>
+          <m:rPr>
+            <m:sty m:val="p"/>
+          </m:rPr>
+          <m:t>=</m:t>
+        </m:r>
+        <m:r>
+          <m:rPr>
+            <m:sty m:val="p"/>
+          </m:rPr>
+          <m:t>(</m:t>
+        </m:r>
+        <m:r>
+          <m:t> </m:t>
+        </m:r>
+      </m:oMath>
+      <w:r>
+        <w:rPr>
+          <w:rFonts w:hint="eastAsia"/>
+        </w:rPr>
+        <w:t xml:space="preserve">各段两端抽热</w:t>
+      </w:r>
+      <w:r>
+        <w:t xml:space="preserve"> </w:t>
+      </w:r>
+      <m:oMath>
+        <m:sSub>
+          <m:e>
+            <m:r>
+              <m:t>D</m:t>
+            </m:r>
+          </m:e>
+          <m:sub>
+            <m:r>
+              <m:t>i</m:t>
+            </m:r>
+            <m:r>
+              <m:rPr>
+                <m:sty m:val="p"/>
+              </m:rPr>
+              <m:t>,</m:t>
+            </m:r>
+            <m:r>
+              <m:t>L</m:t>
+            </m:r>
+          </m:sub>
+        </m:sSub>
+        <m:r>
+          <m:rPr>
+            <m:sty m:val="p"/>
+          </m:rPr>
+          <m:t>,</m:t>
+        </m:r>
+        <m:sSub>
+          <m:e>
+            <m:r>
+              <m:t>D</m:t>
+            </m:r>
+          </m:e>
+          <m:sub>
+            <m:r>
+              <m:t>i</m:t>
+            </m:r>
+            <m:r>
+              <m:rPr>
+                <m:sty m:val="p"/>
+              </m:rPr>
+              <m:t>,</m:t>
+            </m:r>
+            <m:r>
+              <m:t>R</m:t>
+            </m:r>
+          </m:sub>
+        </m:sSub>
+      </m:oMath>
+      <w:r>
+        <w:rPr>
+          <w:rFonts w:hint="eastAsia"/>
+        </w:rPr>
+        <w:t xml:space="preserve">；各段两侧邻段端温</w:t>
+      </w:r>
+      <w:r>
+        <w:t xml:space="preserve"> </w:t>
+      </w:r>
+      <m:oMath>
+        <m:sSub>
+          <m:e>
+            <m:r>
+              <m:t>T</m:t>
+            </m:r>
+          </m:e>
+          <m:sub>
+            <m:r>
+              <m:t>i</m:t>
+            </m:r>
+            <m:r>
+              <m:rPr>
+                <m:sty m:val="p"/>
+              </m:rPr>
+              <m:t>,</m:t>
+            </m:r>
+            <m:r>
+              <m:t>L</m:t>
+            </m:r>
+          </m:sub>
+        </m:sSub>
+        <m:r>
+          <m:rPr>
+            <m:sty m:val="p"/>
+          </m:rPr>
+          <m:t>,</m:t>
+        </m:r>
+        <m:sSub>
+          <m:e>
+            <m:r>
+              <m:t>T</m:t>
+            </m:r>
+          </m:e>
+          <m:sub>
+            <m:r>
+              <m:t>i</m:t>
+            </m:r>
+            <m:r>
+              <m:rPr>
+                <m:sty m:val="p"/>
+              </m:rPr>
+              <m:t>,</m:t>
+            </m:r>
+            <m:r>
+              <m:t>R</m:t>
+            </m:r>
+          </m:sub>
+        </m:sSub>
+        <m:r>
+          <m:t> </m:t>
+        </m:r>
+        <m:r>
+          <m:rPr>
+            <m:sty m:val="p"/>
+          </m:rPr>
+          <m:t>)</m:t>
+        </m:r>
+      </m:oMath>
+      <w:r>
+        <w:rPr>
+          <w:rFonts w:hint="eastAsia"/>
+        </w:rPr>
+        <w:t xml:space="preserve">，</w:t>
+      </w:r>
+      <w:r>
+        <w:t xml:space="preserve"> </w:t>
+      </w:r>
+      <w:r>
+        <w:rPr>
+          <w:rFonts w:hint="eastAsia"/>
+        </w:rPr>
+        <w:t xml:space="preserve">维数</w:t>
+      </w:r>
+      <w:r>
+        <w:t xml:space="preserve"> </w:t>
+      </w:r>
+      <m:oMath>
+        <m:r>
+          <m:rPr>
+            <m:sty m:val="p"/>
+          </m:rPr>
+          <m:t>≤</m:t>
+        </m:r>
+        <m:r>
+          <m:t>10</m:t>
+        </m:r>
+      </m:oMath>
+      <w:r>
+        <w:rPr>
+          <w:rFonts w:hint="eastAsia"/>
+        </w:rPr>
+        <w:t xml:space="preserve">。记</w:t>
+      </w:r>
+      <w:r>
+        <w:t xml:space="preserve"> </w:t>
+      </w:r>
+      <m:oMath>
+        <m:r>
+          <m:t>F</m:t>
+        </m:r>
+        <m:r>
+          <m:rPr>
+            <m:sty m:val="p"/>
+          </m:rPr>
+          <m:t>(</m:t>
+        </m:r>
+        <m:r>
+          <m:t>x</m:t>
+        </m:r>
+        <m:r>
+          <m:rPr>
+            <m:sty m:val="p"/>
+          </m:rPr>
+          <m:t>)</m:t>
+        </m:r>
+        <m:r>
+          <m:rPr>
+            <m:sty m:val="p"/>
+          </m:rPr>
+          <m:t>=</m:t>
+        </m:r>
+        <m:r>
+          <m:t>G</m:t>
+        </m:r>
+        <m:r>
+          <m:rPr>
+            <m:sty m:val="p"/>
+          </m:rPr>
+          <m:t>(</m:t>
+        </m:r>
+        <m:r>
+          <m:t>x</m:t>
+        </m:r>
+        <m:r>
+          <m:rPr>
+            <m:sty m:val="p"/>
+          </m:rPr>
+          <m:t>)</m:t>
+        </m:r>
+        <m:r>
+          <m:rPr>
+            <m:sty m:val="p"/>
+          </m:rPr>
+          <m:t>−</m:t>
+        </m:r>
+        <m:r>
+          <m:t>x</m:t>
+        </m:r>
+      </m:oMath>
+      <w:r>
+        <w:rPr>
+          <w:rFonts w:hint="eastAsia"/>
+        </w:rPr>
+        <w:t xml:space="preserve">，用最近</w:t>
+      </w:r>
+      <w:r>
+        <w:t xml:space="preserve"> </w:t>
+      </w:r>
+      <m:oMath>
+        <m:r>
+          <m:t>m</m:t>
+        </m:r>
+        <m:r>
+          <m:rPr>
+            <m:sty m:val="p"/>
+          </m:rPr>
+          <m:t>=</m:t>
+        </m:r>
+        <m:r>
+          <m:t>4</m:t>
+        </m:r>
+      </m:oMath>
+      <w:r>
+        <w:t xml:space="preserve"> </w:t>
+      </w:r>
+      <w:r>
+        <w:rPr>
+          <w:rFonts w:hint="eastAsia"/>
+        </w:rPr>
+        <w:t xml:space="preserve">步的残差差分张成子空间做最小二乘外推：</w:t>
+      </w:r>
+    </w:p>
+    <w:p>
+      <w:pPr>
+        <w:pStyle w:val="BodyText"/>
+      </w:pPr>
+      <w:r>
+        <w:t xml:space="preserve">$$\gamma=rg\min_{\gamma}igl\|F_k-\Delta F\,\gammaigr\|_W,\qquad
+    x_{k+1}=x_k+\omega F_k-\sum_{j}\gamma_jigl(\Delta x_j+\omega\,\Delta F_jigr)
+    \qquad  ext{(8.3)}$$</w:t>
+      </w:r>
+    </w:p>
+    <w:p>
+      <w:pPr>
+        <w:pStyle w:val="FirstParagraph"/>
+      </w:pPr>
+      <w:r>
+        <w:rPr>
+          <w:rFonts w:hint="eastAsia"/>
+        </w:rPr>
+        <w:t xml:space="preserve">三个实现细节缺一不可，每一条都由「加上去却不起作用」实测出来：</w:t>
+      </w:r>
+    </w:p>
+    <w:tbl>
+      <w:tblPr>
+        <w:tblStyle w:val="Table"/>
+        <w:tblW w:type="pct" w:w="5000"/>
+        <w:tblLayout w:type="fixed"/>
+        <w:tblLook w:firstRow="1" w:lastRow="0" w:firstColumn="0" w:lastColumn="0" w:noHBand="0" w:noVBand="0" w:val="0020"/>
+      </w:tblPr>
+      <w:tblGrid>
+        <w:gridCol w:w="3960"/>
+        <w:gridCol w:w="3960"/>
+      </w:tblGrid>
+      <w:tr>
+        <w:trPr>
+          <w:tblHeader w:val="on"/>
+        </w:trPr>
+        <w:tc>
+          <w:tcPr/>
+          <w:p>
+            <w:pPr>
+              <w:pStyle w:val="Compact"/>
+            </w:pPr>
+            <w:r>
+              <w:rPr>
+                <w:rFonts w:hint="eastAsia"/>
+              </w:rPr>
+              <w:t xml:space="preserve">细节</w:t>
+            </w:r>
+          </w:p>
+        </w:tc>
+        <w:tc>
+          <w:tcPr/>
+          <w:p>
+            <w:pPr>
+              <w:pStyle w:val="Compact"/>
+            </w:pPr>
+            <w:r>
+              <w:rPr>
+                <w:rFonts w:hint="eastAsia"/>
+              </w:rPr>
+              <w:t xml:space="preserve">不做会怎样（实测）</w:t>
+            </w:r>
+          </w:p>
+        </w:tc>
+      </w:tr>
+      <w:tr>
+        <w:tc>
+          <w:tcPr/>
+          <w:p>
+            <w:pPr>
+              <w:pStyle w:val="Compact"/>
+            </w:pPr>
+            <w:r>
+              <w:rPr>
+                <w:rFonts w:hint="eastAsia"/>
+              </w:rPr>
+              <w:t xml:space="preserve">加权范数</w:t>
+            </w:r>
+            <w:r>
+              <w:t xml:space="preserve"> </w:t>
+            </w:r>
+            <m:oMath>
+              <m:r>
+                <m:rPr>
+                  <m:sty m:val="p"/>
+                </m:rPr>
+                <m:t>∥</m:t>
+              </m:r>
+              <m:r>
+                <m:rPr>
+                  <m:sty m:val="p"/>
+                </m:rPr>
+                <m:t>⋅</m:t>
+              </m:r>
+              <m:sSub>
+                <m:e>
+                  <m:r>
+                    <m:rPr>
+                      <m:sty m:val="p"/>
+                    </m:rPr>
+                    <m:t>∥</m:t>
+                  </m:r>
+                </m:e>
+                <m:sub>
+                  <m:r>
+                    <m:t>W</m:t>
+                  </m:r>
+                </m:sub>
+              </m:sSub>
+            </m:oMath>
+            <w:r>
+              <w:rPr>
+                <w:rFonts w:hint="eastAsia"/>
+              </w:rPr>
+              <w:t xml:space="preserve">（各分量除以自身标度）</w:t>
+            </w:r>
+          </w:p>
+        </w:tc>
+        <w:tc>
+          <w:tcPr/>
+          <w:p>
+            <w:pPr>
+              <w:pStyle w:val="Compact"/>
+            </w:pPr>
+            <w:r>
+              <w:rPr>
+                <w:rFonts w:hint="eastAsia"/>
+              </w:rPr>
+              <w:t xml:space="preserve">状态里混着抽热</w:t>
+            </w:r>
+            <w:r>
+              <w:t xml:space="preserve"> [W] </w:t>
+            </w:r>
+            <w:r>
+              <w:rPr>
+                <w:rFonts w:hint="eastAsia"/>
+              </w:rPr>
+              <w:t xml:space="preserve">与端温</w:t>
+            </w:r>
+            <w:r>
+              <w:t xml:space="preserve"> </w:t>
+            </w:r>
+            <w:r>
+              <w:rPr>
+                <w:rFonts w:hint="eastAsia"/>
+              </w:rPr>
+              <w:t xml:space="preserve">[K]，不标度时最小二乘被一方主导，另一方等于没进子空间</w:t>
+            </w:r>
+            <w:r>
+              <w:t xml:space="preserve"> ——</w:t>
+            </w:r>
+            <w:r>
+              <w:t xml:space="preserve"> </w:t>
+            </w:r>
+            <w:r>
+              <w:rPr>
+                <w:rFonts w:hint="eastAsia"/>
+                <w:b/>
+                <w:bCs/>
+              </w:rPr>
+              <w:t xml:space="preserve">与</w:t>
+            </w:r>
+            <w:r>
+              <w:rPr>
+                <w:b/>
+                <w:bCs/>
+              </w:rPr>
+              <w:t xml:space="preserve"> Aitken </w:t>
+            </w:r>
+            <w:r>
+              <w:rPr>
+                <w:rFonts w:hint="eastAsia"/>
+                <w:b/>
+                <w:bCs/>
+              </w:rPr>
+              <w:t xml:space="preserve">当年失效同一个病</w:t>
+            </w:r>
+          </w:p>
+        </w:tc>
+      </w:tr>
+      <w:tr>
+        <w:tc>
+          <w:tcPr/>
+          <w:p>
+            <w:pPr>
+              <w:pStyle w:val="Compact"/>
+            </w:pPr>
+            <w:r>
+              <w:t xml:space="preserve">Tikhonov </w:t>
+            </w:r>
+            <w:r>
+              <w:rPr>
+                <w:rFonts w:hint="eastAsia"/>
+              </w:rPr>
+              <w:t xml:space="preserve">取</w:t>
+            </w:r>
+            <w:r>
+              <w:t xml:space="preserve"> </w:t>
+            </w:r>
+            <m:oMath>
+              <m:sSup>
+                <m:e>
+                  <m:r>
+                    <m:t>10</m:t>
+                  </m:r>
+                </m:e>
+                <m:sup>
+                  <m:r>
+                    <m:rPr>
+                      <m:sty m:val="p"/>
+                    </m:rPr>
+                    <m:t>−</m:t>
+                  </m:r>
+                  <m:r>
+                    <m:t>4</m:t>
+                  </m:r>
+                </m:sup>
+              </m:sSup>
+              <m:r>
+                <m:t> </m:t>
+              </m:r>
+              <m:r>
+                <m:rPr>
+                  <m:sty m:val="p"/>
+                </m:rPr>
+                <m:t>t</m:t>
+              </m:r>
+              <m:r>
+                <m:rPr>
+                  <m:sty m:val="p"/>
+                </m:rPr>
+                <m:t>r</m:t>
+              </m:r>
+              <m:r>
+                <m:rPr>
+                  <m:sty m:val="p"/>
+                </m:rPr>
+                <m:t>/</m:t>
+              </m:r>
+              <m:r>
+                <m:t>m</m:t>
+              </m:r>
+            </m:oMath>
+          </w:p>
+        </w:tc>
+        <w:tc>
+          <w:tcPr/>
+          <w:p>
+            <w:pPr>
+              <w:pStyle w:val="Compact"/>
+            </w:pPr>
+            <w:r>
+              <w:rPr>
+                <w:rFonts w:hint="eastAsia"/>
+              </w:rPr>
+              <w:t xml:space="preserve">取</w:t>
+            </w:r>
+            <w:r>
+              <w:t xml:space="preserve"> </w:t>
+            </w:r>
+            <m:oMath>
+              <m:sSup>
+                <m:e>
+                  <m:r>
+                    <m:t>10</m:t>
+                  </m:r>
+                </m:e>
+                <m:sup>
+                  <m:r>
+                    <m:rPr>
+                      <m:sty m:val="p"/>
+                    </m:rPr>
+                    <m:t>−</m:t>
+                  </m:r>
+                  <m:r>
+                    <m:t>8</m:t>
+                  </m:r>
+                </m:sup>
+              </m:sSup>
+            </m:oMath>
+            <w:r>
+              <w:t xml:space="preserve"> </w:t>
+            </w:r>
+            <w:r>
+              <w:rPr>
+                <w:rFonts w:hint="eastAsia"/>
+              </w:rPr>
+              <w:t xml:space="preserve">时</w:t>
+            </w:r>
+            <w:r>
+              <w:t xml:space="preserve"> </w:t>
+            </w:r>
+            <m:oMath>
+              <m:r>
+                <m:rPr>
+                  <m:sty m:val="p"/>
+                </m:rPr>
+                <m:t>Δ</m:t>
+              </m:r>
+              <m:r>
+                <m:t>F</m:t>
+              </m:r>
+            </m:oMath>
+            <w:r>
+              <w:t xml:space="preserve"> </w:t>
+            </w:r>
+            <w:r>
+              <w:rPr>
+                <w:rFonts w:hint="eastAsia"/>
+              </w:rPr>
+              <w:t xml:space="preserve">高度共线使</w:t>
+            </w:r>
+            <w:r>
+              <w:t xml:space="preserve"> </w:t>
+            </w:r>
+            <m:oMath>
+              <m:r>
+                <m:t>γ</m:t>
+              </m:r>
+            </m:oMath>
+            <w:r>
+              <w:t xml:space="preserve"> </w:t>
+            </w:r>
+            <w:r>
+              <w:rPr>
+                <w:rFonts w:hint="eastAsia"/>
+              </w:rPr>
+              <w:t xml:space="preserve">发散，步长被安全阀打掉</w:t>
+            </w:r>
+            <w:r>
+              <w:t xml:space="preserve"> </w:t>
+            </w:r>
+            <w:r>
+              <w:rPr>
+                <w:b/>
+                <w:bCs/>
+              </w:rPr>
+              <w:t xml:space="preserve">96/104 </w:t>
+            </w:r>
+            <w:r>
+              <w:rPr>
+                <w:rFonts w:hint="eastAsia"/>
+                <w:b/>
+                <w:bCs/>
+              </w:rPr>
+              <w:t xml:space="preserve">步</w:t>
+            </w:r>
+          </w:p>
+        </w:tc>
+      </w:tr>
+      <w:tr>
+        <w:tc>
+          <w:tcPr/>
+          <w:p>
+            <w:pPr>
+              <w:pStyle w:val="Compact"/>
+            </w:pPr>
+            <w:r>
+              <w:rPr>
+                <w:rFonts w:hint="eastAsia"/>
+              </w:rPr>
+              <w:t xml:space="preserve">安全阀参照</w:t>
+            </w:r>
+            <w:r>
+              <w:t xml:space="preserve"> </w:t>
+            </w:r>
+            <m:oMath>
+              <m:r>
+                <m:rPr>
+                  <m:sty m:val="p"/>
+                </m:rPr>
+                <m:t>∥</m:t>
+              </m:r>
+              <m:r>
+                <m:t>F</m:t>
+              </m:r>
+              <m:r>
+                <m:rPr>
+                  <m:sty m:val="p"/>
+                </m:rPr>
+                <m:t>∥</m:t>
+              </m:r>
+            </m:oMath>
+            <w:r>
+              <w:t xml:space="preserve"> </w:t>
+            </w:r>
+            <w:r>
+              <w:rPr>
+                <w:rFonts w:hint="eastAsia"/>
+              </w:rPr>
+              <w:t xml:space="preserve">而非欠松弛步</w:t>
+            </w:r>
+            <w:r>
+              <w:t xml:space="preserve"> </w:t>
+            </w:r>
+            <m:oMath>
+              <m:r>
+                <m:t>ω</m:t>
+              </m:r>
+              <m:r>
+                <m:rPr>
+                  <m:sty m:val="p"/>
+                </m:rPr>
+                <m:t>∥</m:t>
+              </m:r>
+              <m:r>
+                <m:t>F</m:t>
+              </m:r>
+              <m:r>
+                <m:rPr>
+                  <m:sty m:val="p"/>
+                </m:rPr>
+                <m:t>∥</m:t>
+              </m:r>
+            </m:oMath>
+          </w:p>
+        </w:tc>
+        <w:tc>
+          <w:tcPr/>
+          <w:p>
+            <w:pPr>
+              <w:pStyle w:val="Compact"/>
+            </w:pPr>
+            <m:oMath>
+              <m:r>
+                <m:t>ω</m:t>
+              </m:r>
+            </m:oMath>
+            <w:r>
+              <w:t xml:space="preserve"> </w:t>
+            </w:r>
+            <w:r>
+              <w:rPr>
+                <w:rFonts w:hint="eastAsia"/>
+              </w:rPr>
+              <w:t xml:space="preserve">自适应压到</w:t>
+            </w:r>
+            <w:r>
+              <w:t xml:space="preserve"> 0.15 </w:t>
+            </w:r>
+            <w:r>
+              <w:rPr>
+                <w:rFonts w:hint="eastAsia"/>
+              </w:rPr>
+              <w:t xml:space="preserve">时阀门跟着紧</w:t>
+            </w:r>
+            <w:r>
+              <w:t xml:space="preserve"> 6.7 </w:t>
+            </w:r>
+            <w:r>
+              <w:rPr>
+                <w:rFonts w:hint="eastAsia"/>
+              </w:rPr>
+              <w:t xml:space="preserve">倍，Anderson</w:t>
+            </w:r>
+            <w:r>
+              <w:t xml:space="preserve"> </w:t>
+            </w:r>
+            <w:r>
+              <w:rPr>
+                <w:rFonts w:hint="eastAsia"/>
+              </w:rPr>
+              <w:t xml:space="preserve">等于没开</w:t>
+            </w:r>
+          </w:p>
+        </w:tc>
+      </w:tr>
+    </w:tbl>
+    <w:p>
+      <w:pPr>
+        <w:pStyle w:val="BodyText"/>
+      </w:pPr>
+      <w:r>
+        <w:rPr>
+          <w:rFonts w:hint="eastAsia"/>
+          <w:b/>
+          <w:bCs/>
+        </w:rPr>
+        <w:t xml:space="preserve">安全性质</w:t>
+      </w:r>
+      <w:r>
+        <w:rPr>
+          <w:rFonts w:hint="eastAsia"/>
+        </w:rPr>
+        <w:t xml:space="preserve">：式</w:t>
+      </w:r>
+      <w:r>
+        <w:t xml:space="preserve"> (8.3) </w:t>
+      </w:r>
+      <w:r>
+        <w:rPr>
+          <w:rFonts w:hint="eastAsia"/>
+        </w:rPr>
+        <w:t xml:space="preserve">只改变到达不动点的路径，收敛时仍满足</w:t>
+      </w:r>
+      <w:r>
+        <w:t xml:space="preserve"> </w:t>
+      </w:r>
+      <m:oMath>
+        <m:r>
+          <m:t>x</m:t>
+        </m:r>
+        <m:r>
+          <m:rPr>
+            <m:sty m:val="p"/>
+          </m:rPr>
+          <m:t>=</m:t>
+        </m:r>
+        <m:r>
+          <m:t>G</m:t>
+        </m:r>
+        <m:r>
+          <m:rPr>
+            <m:sty m:val="p"/>
+          </m:rPr>
+          <m:t>(</m:t>
+        </m:r>
+        <m:r>
+          <m:t>x</m:t>
+        </m:r>
+        <m:r>
+          <m:rPr>
+            <m:sty m:val="p"/>
+          </m:rPr>
+          <m:t>)</m:t>
+        </m:r>
+      </m:oMath>
+      <w:r>
+        <w:t xml:space="preserve"> </w:t>
+      </w:r>
+      <w:r>
+        <w:t xml:space="preserve">——</w:t>
+      </w:r>
+      <w:r>
+        <w:t xml:space="preserve"> </w:t>
+      </w:r>
+      <w:r>
+        <w:rPr>
+          <w:rFonts w:hint="eastAsia"/>
+          <w:b/>
+          <w:bCs/>
+        </w:rPr>
+        <w:t xml:space="preserve">同一组方程、同一个解</w:t>
+      </w:r>
+      <w:r>
+        <w:rPr>
+          <w:rFonts w:hint="eastAsia"/>
+        </w:rPr>
+        <w:t xml:space="preserve">。最坏情形（安全阀连连丢弃）退化回欠松弛</w:t>
+      </w:r>
+      <w:r>
+        <w:t xml:space="preserve"> Picard。</w:t>
+      </w:r>
+    </w:p>
+    <w:p>
+      <w:pPr>
+        <w:pStyle w:val="BodyText"/>
+      </w:pPr>
+      <w:r>
+        <w:rPr>
+          <w:rFonts w:hint="eastAsia"/>
+        </w:rPr>
+        <w:t xml:space="preserve">实测（两档定案，与纯</w:t>
+      </w:r>
+      <w:r>
+        <w:t xml:space="preserve"> Picard </w:t>
+      </w:r>
+      <w:r>
+        <w:rPr>
+          <w:rFonts w:hint="eastAsia"/>
+        </w:rPr>
+        <w:t xml:space="preserve">解逐项比对）：</w:t>
+      </w:r>
+    </w:p>
+    <w:tbl>
+      <w:tblPr>
+        <w:tblStyle w:val="Table"/>
+        <w:tblW w:type="auto" w:w="0"/>
+        <w:tblLook w:firstRow="1" w:lastRow="0" w:firstColumn="0" w:lastColumn="0" w:noHBand="0" w:noVBand="0" w:val="0020"/>
+      </w:tblPr>
+      <w:tblGrid>
+        <w:gridCol w:w="1320"/>
+        <w:gridCol w:w="1320"/>
+        <w:gridCol w:w="1320"/>
+        <w:gridCol w:w="1320"/>
+        <w:gridCol w:w="1320"/>
+        <w:gridCol w:w="1320"/>
+      </w:tblGrid>
+      <w:tr>
+        <w:trPr>
+          <w:tblHeader w:val="on"/>
+        </w:trPr>
+        <w:tc>
+          <w:tcPr/>
+          <w:p>
+            <w:pPr>
+              <w:pStyle w:val="Compact"/>
+            </w:pPr>
+          </w:p>
+        </w:tc>
+        <w:tc>
+          <w:tcPr/>
+          <w:p>
+            <w:pPr>
+              <w:pStyle w:val="Compact"/>
+            </w:pPr>
+            <w:r>
+              <w:t xml:space="preserve">③</w:t>
+            </w:r>
+          </w:p>
+        </w:tc>
+        <w:tc>
+          <w:tcPr/>
+          <w:p>
+            <w:pPr>
+              <w:pStyle w:val="Compact"/>
+            </w:pPr>
+            <w:r>
+              <w:t xml:space="preserve">②″</w:t>
+            </w:r>
+          </w:p>
+        </w:tc>
+        <w:tc>
+          <w:tcPr/>
+          <w:p>
+            <w:pPr>
+              <w:pStyle w:val="Compact"/>
+            </w:pPr>
+            <w:r>
+              <w:rPr>
+                <w:rFonts w:hint="eastAsia"/>
+              </w:rPr>
+              <w:t xml:space="preserve">合计</w:t>
+            </w:r>
+            <w:r>
+              <w:t xml:space="preserve"> g</w:t>
+            </w:r>
+          </w:p>
+        </w:tc>
+        <w:tc>
+          <w:tcPr/>
+          <w:p>
+            <w:pPr>
+              <w:pStyle w:val="Compact"/>
+            </w:pPr>
+            <w:r>
+              <w:rPr>
+                <w:rFonts w:hint="eastAsia"/>
+              </w:rPr>
+              <w:t xml:space="preserve">轮数</w:t>
+            </w:r>
+          </w:p>
+        </w:tc>
+        <w:tc>
+          <w:tcPr/>
+          <w:p>
+            <w:pPr>
+              <w:pStyle w:val="Compact"/>
+            </w:pPr>
+            <w:r>
+              <w:rPr>
+                <w:rFonts w:hint="eastAsia"/>
+              </w:rPr>
+              <w:t xml:space="preserve">用时</w:t>
+            </w:r>
+          </w:p>
+        </w:tc>
+      </w:tr>
+      <w:tr>
+        <w:tc>
+          <w:tcPr/>
+          <w:p>
+            <w:pPr>
+              <w:pStyle w:val="Compact"/>
+            </w:pPr>
+            <w:r>
+              <w:rPr>
+                <w:rFonts w:hint="eastAsia"/>
+              </w:rPr>
+              <w:t xml:space="preserve">管壁</w:t>
+            </w:r>
+            <w:r>
+              <w:t xml:space="preserve"> 0.8　</w:t>
+            </w:r>
+            <w:r>
+              <w:rPr>
+                <w:rFonts w:hint="eastAsia"/>
+              </w:rPr>
+              <w:t xml:space="preserve">纯</w:t>
+            </w:r>
+            <w:r>
+              <w:t xml:space="preserve"> Picard</w:t>
+            </w:r>
+          </w:p>
+        </w:tc>
+        <w:tc>
+          <w:tcPr/>
+          <w:p>
+            <w:pPr>
+              <w:pStyle w:val="Compact"/>
+            </w:pPr>
+            <w:r>
+              <w:t xml:space="preserve">6.184</w:t>
+            </w:r>
+          </w:p>
+        </w:tc>
+        <w:tc>
+          <w:tcPr/>
+          <w:p>
+            <w:pPr>
+              <w:pStyle w:val="Compact"/>
+            </w:pPr>
+            <w:r>
+              <w:t xml:space="preserve">0.981</w:t>
+            </w:r>
+          </w:p>
+        </w:tc>
+        <w:tc>
+          <w:tcPr/>
+          <w:p>
+            <w:pPr>
+              <w:pStyle w:val="Compact"/>
+            </w:pPr>
+            <w:r>
+              <w:t xml:space="preserve">3117.60</w:t>
+            </w:r>
+          </w:p>
+        </w:tc>
+        <w:tc>
+          <w:tcPr/>
+          <w:p>
+            <w:pPr>
+              <w:pStyle w:val="Compact"/>
+            </w:pPr>
+            <w:r>
+              <w:t xml:space="preserve">60+</w:t>
+            </w:r>
+          </w:p>
+        </w:tc>
+        <w:tc>
+          <w:tcPr/>
+          <w:p>
+            <w:pPr>
+              <w:pStyle w:val="Compact"/>
+            </w:pPr>
+            <w:r>
+              <w:t xml:space="preserve">3 min</w:t>
+            </w:r>
+          </w:p>
+        </w:tc>
+      </w:tr>
+      <w:tr>
+        <w:tc>
+          <w:tcPr/>
+          <w:p>
+            <w:pPr>
+              <w:pStyle w:val="Compact"/>
+            </w:pPr>
+            <w:r>
+              <w:rPr>
+                <w:rFonts w:hint="eastAsia"/>
+              </w:rPr>
+              <w:t xml:space="preserve">管壁</w:t>
+            </w:r>
+            <w:r>
+              <w:t xml:space="preserve"> 0.8　Anderson</w:t>
+            </w:r>
+          </w:p>
+        </w:tc>
+        <w:tc>
+          <w:tcPr/>
+          <w:p>
+            <w:pPr>
+              <w:pStyle w:val="Compact"/>
+            </w:pPr>
+            <w:r>
+              <w:t xml:space="preserve">6.198</w:t>
+            </w:r>
+          </w:p>
+        </w:tc>
+        <w:tc>
+          <w:tcPr/>
+          <w:p>
+            <w:pPr>
+              <w:pStyle w:val="Compact"/>
+            </w:pPr>
+            <w:r>
+              <w:t xml:space="preserve">0.981</w:t>
+            </w:r>
+          </w:p>
+        </w:tc>
+        <w:tc>
+          <w:tcPr/>
+          <w:p>
+            <w:pPr>
+              <w:pStyle w:val="Compact"/>
+            </w:pPr>
+            <w:r>
+              <w:t xml:space="preserve">3117.56</w:t>
+            </w:r>
+          </w:p>
+        </w:tc>
+        <w:tc>
+          <w:tcPr/>
+          <w:p>
+            <w:pPr>
+              <w:pStyle w:val="Compact"/>
+            </w:pPr>
+            <w:r>
+              <w:rPr>
+                <w:b/>
+                <w:bCs/>
+              </w:rPr>
+              <w:t xml:space="preserve">9</w:t>
+            </w:r>
+          </w:p>
+        </w:tc>
+        <w:tc>
+          <w:tcPr/>
+          <w:p>
+            <w:pPr>
+              <w:pStyle w:val="Compact"/>
+            </w:pPr>
+            <w:r>
+              <w:rPr>
+                <w:b/>
+                <w:bCs/>
+              </w:rPr>
+              <w:t xml:space="preserve">0.3 min</w:t>
+            </w:r>
+          </w:p>
+        </w:tc>
+      </w:tr>
+      <w:tr>
+        <w:tc>
+          <w:tcPr/>
+          <w:p>
+            <w:pPr>
+              <w:pStyle w:val="Compact"/>
+            </w:pPr>
+            <w:r>
+              <w:rPr>
+                <w:rFonts w:hint="eastAsia"/>
+              </w:rPr>
+              <w:t xml:space="preserve">管壁</w:t>
+            </w:r>
+            <w:r>
+              <w:t xml:space="preserve"> 0.6　</w:t>
+            </w:r>
+            <w:r>
+              <w:rPr>
+                <w:rFonts w:hint="eastAsia"/>
+              </w:rPr>
+              <w:t xml:space="preserve">纯</w:t>
+            </w:r>
+            <w:r>
+              <w:t xml:space="preserve"> Picard</w:t>
+            </w:r>
+          </w:p>
+        </w:tc>
+        <w:tc>
+          <w:tcPr/>
+          <w:p>
+            <w:pPr>
+              <w:pStyle w:val="Compact"/>
+            </w:pPr>
+            <w:r>
+              <w:t xml:space="preserve">5.297</w:t>
+            </w:r>
+          </w:p>
+        </w:tc>
+        <w:tc>
+          <w:tcPr/>
+          <w:p>
+            <w:pPr>
+              <w:pStyle w:val="Compact"/>
+            </w:pPr>
+            <w:r>
+              <w:t xml:space="preserve">1.121</w:t>
+            </w:r>
+          </w:p>
+        </w:tc>
+        <w:tc>
+          <w:tcPr/>
+          <w:p>
+            <w:pPr>
+              <w:pStyle w:val="Compact"/>
+            </w:pPr>
+            <w:r>
+              <w:t xml:space="preserve">2397.90</w:t>
+            </w:r>
+          </w:p>
+        </w:tc>
+        <w:tc>
+          <w:tcPr/>
+          <w:p>
+            <w:pPr>
+              <w:pStyle w:val="Compact"/>
+            </w:pPr>
+            <w:r>
+              <w:t xml:space="preserve">60+</w:t>
+            </w:r>
+          </w:p>
+        </w:tc>
+        <w:tc>
+          <w:tcPr/>
+          <w:p>
+            <w:pPr>
+              <w:pStyle w:val="Compact"/>
+            </w:pPr>
+            <w:r>
+              <w:t xml:space="preserve">3 min</w:t>
+            </w:r>
+          </w:p>
+        </w:tc>
+      </w:tr>
+      <w:tr>
+        <w:tc>
+          <w:tcPr/>
+          <w:p>
+            <w:pPr>
+              <w:pStyle w:val="Compact"/>
+            </w:pPr>
+            <w:r>
+              <w:rPr>
+                <w:rFonts w:hint="eastAsia"/>
+              </w:rPr>
+              <w:t xml:space="preserve">管壁</w:t>
+            </w:r>
+            <w:r>
+              <w:t xml:space="preserve"> 0.6　Anderson</w:t>
+            </w:r>
+          </w:p>
+        </w:tc>
+        <w:tc>
+          <w:tcPr/>
+          <w:p>
+            <w:pPr>
+              <w:pStyle w:val="Compact"/>
+            </w:pPr>
+            <w:r>
+              <w:t xml:space="preserve">5.308</w:t>
+            </w:r>
+          </w:p>
+        </w:tc>
+        <w:tc>
+          <w:tcPr/>
+          <w:p>
+            <w:pPr>
+              <w:pStyle w:val="Compact"/>
+            </w:pPr>
+            <w:r>
+              <w:t xml:space="preserve">1.121</w:t>
+            </w:r>
+          </w:p>
+        </w:tc>
+        <w:tc>
+          <w:tcPr/>
+          <w:p>
+            <w:pPr>
+              <w:pStyle w:val="Compact"/>
+            </w:pPr>
+            <w:r>
+              <w:t xml:space="preserve">2397.87</w:t>
+            </w:r>
+          </w:p>
+        </w:tc>
+        <w:tc>
+          <w:tcPr/>
+          <w:p>
+            <w:pPr>
+              <w:pStyle w:val="Compact"/>
+            </w:pPr>
+            <w:r>
+              <w:rPr>
+                <w:b/>
+                <w:bCs/>
+              </w:rPr>
+              <w:t xml:space="preserve">8</w:t>
+            </w:r>
+          </w:p>
+        </w:tc>
+        <w:tc>
+          <w:tcPr/>
+          <w:p>
+            <w:pPr>
+              <w:pStyle w:val="Compact"/>
+            </w:pPr>
+            <w:r>
+              <w:rPr>
+                <w:b/>
+                <w:bCs/>
+              </w:rPr>
+              <w:t xml:space="preserve">0.3 min</w:t>
+            </w:r>
+          </w:p>
+        </w:tc>
+      </w:tr>
+    </w:tbl>
+    <w:p>
+      <w:pPr>
+        <w:pStyle w:val="BodyText"/>
+      </w:pPr>
+      <w:r>
+        <w:rPr>
+          <w:rFonts w:hint="eastAsia"/>
+        </w:rPr>
+        <w:t xml:space="preserve">偏离定案点的算例收益更大：「管保温</w:t>
+      </w:r>
+      <w:r>
+        <w:t xml:space="preserve"> 1 </w:t>
+      </w:r>
+      <w:r>
+        <w:rPr>
+          <w:rFonts w:hint="eastAsia"/>
+        </w:rPr>
+        <w:t xml:space="preserve">mm」档纯</w:t>
+      </w:r>
+      <w:r>
+        <w:t xml:space="preserve"> Picard </w:t>
+      </w:r>
+      <w:r>
+        <w:rPr>
+          <w:rFonts w:hint="eastAsia"/>
+        </w:rPr>
+        <w:t xml:space="preserve">需</w:t>
+      </w:r>
+      <w:r>
+        <w:t xml:space="preserve"> </w:t>
+      </w:r>
+      <w:r>
+        <w:rPr>
+          <w:b/>
+          <w:bCs/>
+        </w:rPr>
+        <w:t xml:space="preserve">734 </w:t>
+      </w:r>
+      <w:r>
+        <w:rPr>
+          <w:rFonts w:hint="eastAsia"/>
+          <w:b/>
+          <w:bCs/>
+        </w:rPr>
+        <w:t xml:space="preserve">轮／17.4</w:t>
+      </w:r>
+      <w:r>
+        <w:rPr>
+          <w:b/>
+          <w:bCs/>
+        </w:rPr>
+        <w:t xml:space="preserve"> min</w:t>
+      </w:r>
+      <w:r>
+        <w:rPr>
+          <w:rFonts w:hint="eastAsia"/>
+        </w:rPr>
+        <w:t xml:space="preserve">，</w:t>
+      </w:r>
+      <w:r>
+        <w:t xml:space="preserve"> </w:t>
+      </w:r>
+      <w:r>
+        <w:t xml:space="preserve">Anderson</w:t>
+      </w:r>
+      <w:r>
+        <w:t xml:space="preserve"> </w:t>
+      </w:r>
+      <w:r>
+        <w:rPr>
+          <w:b/>
+          <w:bCs/>
+        </w:rPr>
+        <w:t xml:space="preserve">109 </w:t>
+      </w:r>
+      <w:r>
+        <w:rPr>
+          <w:rFonts w:hint="eastAsia"/>
+          <w:b/>
+          <w:bCs/>
+        </w:rPr>
+        <w:t xml:space="preserve">轮／2.7</w:t>
+      </w:r>
+      <w:r>
+        <w:rPr>
+          <w:b/>
+          <w:bCs/>
+        </w:rPr>
+        <w:t xml:space="preserve"> min</w:t>
+      </w:r>
+      <w:r>
+        <w:rPr>
+          <w:rFonts w:hint="eastAsia"/>
+        </w:rPr>
+        <w:t xml:space="preserve">，且落回默认</w:t>
+      </w:r>
+      <w:r>
+        <w:t xml:space="preserve"> 200 </w:t>
+      </w:r>
+      <w:r>
+        <w:rPr>
+          <w:rFonts w:hint="eastAsia"/>
+        </w:rPr>
+        <w:t xml:space="preserve">轮预算之内。</w:t>
       </w:r>
     </w:p>
     <w:bookmarkEnd w:id="75"/>
-    <w:bookmarkStart w:id="76" w:name="收敛度量又一次代理量不是原量"/>
+    <w:bookmarkEnd w:id="76"/>
+    <w:bookmarkStart w:id="77" w:name="收敛度量又一次代理量不是原量"/>
     <w:p>
       <w:pPr>
         <w:pStyle w:val="Heading2"/>
@@ -24118,8 +25545,8 @@
         <w:t xml:space="preserve">跳变消失；慢模式仍在，那才是真的。</w:t>
       </w:r>
     </w:p>
-    <w:bookmarkEnd w:id="76"/>
-    <w:bookmarkStart w:id="77" w:name="剩余误差而不是相邻两轮变化"/>
+    <w:bookmarkEnd w:id="77"/>
+    <w:bookmarkStart w:id="78" w:name="剩余误差而不是相邻两轮变化"/>
     <w:p>
       <w:pPr>
         <w:pStyle w:val="Heading2"/>
@@ -24748,9 +26175,9 @@
         <w:t xml:space="preserve">它直接决定判据有没有意义。</w:t>
       </w:r>
     </w:p>
-    <w:bookmarkEnd w:id="77"/>
     <w:bookmarkEnd w:id="78"/>
-    <w:bookmarkStart w:id="88" w:name="计算结果"/>
+    <w:bookmarkEnd w:id="79"/>
+    <w:bookmarkStart w:id="89" w:name="计算结果"/>
     <w:p>
       <w:pPr>
         <w:pStyle w:val="Heading1"/>
@@ -24765,7 +26192,7 @@
         <w:t xml:space="preserve">计算结果</w:t>
       </w:r>
     </w:p>
-    <w:bookmarkStart w:id="82" w:name="两档定案"/>
+    <w:bookmarkStart w:id="83" w:name="两档定案"/>
     <w:p>
       <w:pPr>
         <w:pStyle w:val="Heading2"/>
@@ -24859,18 +26286,18 @@
           <wp:inline>
             <wp:extent cx="5334000" cy="2386263"/>
             <wp:effectExtent b="0" l="0" r="0" t="0"/>
-            <wp:docPr descr="图 8 两档的判据裕度" title="" id="80" name="Picture"/>
+            <wp:docPr descr="图 8 两档的判据裕度" title="" id="81" name="Picture"/>
             <a:graphic>
               <a:graphicData uri="http://schemas.openxmlformats.org/drawingml/2006/picture">
                 <pic:pic>
                   <pic:nvPicPr>
-                    <pic:cNvPr descr="fig/v5/f05_margins.png" id="81" name="Picture"/>
+                    <pic:cNvPr descr="fig/v5/f05_margins.png" id="82" name="Picture"/>
                     <pic:cNvPicPr>
                       <a:picLocks noChangeArrowheads="1" noChangeAspect="1"/>
                     </pic:cNvPicPr>
                   </pic:nvPicPr>
                   <pic:blipFill>
-                    <a:blip r:embed="rId79"/>
+                    <a:blip r:embed="rId80"/>
                     <a:stretch>
                       <a:fillRect/>
                     </a:stretch>
@@ -25604,8 +27031,8 @@
         <w:t xml:space="preserve">这是可行域的底。</w:t>
       </w:r>
     </w:p>
-    <w:bookmarkEnd w:id="82"/>
-    <w:bookmarkStart w:id="86" w:name="尺寸与铂重"/>
+    <w:bookmarkEnd w:id="83"/>
+    <w:bookmarkStart w:id="87" w:name="尺寸与铂重"/>
     <w:p>
       <w:pPr>
         <w:pStyle w:val="Heading2"/>
@@ -26070,18 +27497,18 @@
           <wp:inline>
             <wp:extent cx="5334000" cy="2415602"/>
             <wp:effectExtent b="0" l="0" r="0" t="0"/>
-            <wp:docPr descr="图 9 铂重构成" title="" id="84" name="Picture"/>
+            <wp:docPr descr="图 9 铂重构成" title="" id="85" name="Picture"/>
             <a:graphic>
               <a:graphicData uri="http://schemas.openxmlformats.org/drawingml/2006/picture">
                 <pic:pic>
                   <pic:nvPicPr>
-                    <pic:cNvPr descr="fig/v5/f09_mass.png" id="85" name="Picture"/>
+                    <pic:cNvPr descr="fig/v5/f09_mass.png" id="86" name="Picture"/>
                     <pic:cNvPicPr>
                       <a:picLocks noChangeArrowheads="1" noChangeAspect="1"/>
                     </pic:cNvPicPr>
                   </pic:nvPicPr>
                   <pic:blipFill>
-                    <a:blip r:embed="rId83"/>
+                    <a:blip r:embed="rId84"/>
                     <a:stretch>
                       <a:fillRect/>
                     </a:stretch>
@@ -26333,8 +27760,8 @@
         <w:t xml:space="preserve">两组自由度就此解耦。</w:t>
       </w:r>
     </w:p>
-    <w:bookmarkEnd w:id="86"/>
-    <w:bookmarkStart w:id="87" w:name="几何交付与质量对账"/>
+    <w:bookmarkEnd w:id="87"/>
+    <w:bookmarkStart w:id="88" w:name="几何交付与质量对账"/>
     <w:p>
       <w:pPr>
         <w:pStyle w:val="Heading2"/>
@@ -27622,9 +29049,9 @@
         <w:t xml:space="preserve">质量是唯一把所有几何细节都卷进去的标量。</w:t>
       </w:r>
     </w:p>
-    <w:bookmarkEnd w:id="87"/>
     <w:bookmarkEnd w:id="88"/>
-    <w:bookmarkStart w:id="89" w:name="结论"/>
+    <w:bookmarkEnd w:id="89"/>
+    <w:bookmarkStart w:id="90" w:name="结论"/>
     <w:p>
       <w:pPr>
         <w:pStyle w:val="Heading1"/>
@@ -28328,8 +29755,8 @@
         <w:t xml:space="preserve">。</w:t>
       </w:r>
     </w:p>
-    <w:bookmarkEnd w:id="89"/>
-    <w:bookmarkStart w:id="93" w:name="局限与待补数据"/>
+    <w:bookmarkEnd w:id="90"/>
+    <w:bookmarkStart w:id="94" w:name="局限与待补数据"/>
     <w:p>
       <w:pPr>
         <w:pStyle w:val="Heading1"/>
@@ -28344,7 +29771,7 @@
         <w:t xml:space="preserve">局限与待补数据</w:t>
       </w:r>
     </w:p>
-    <w:bookmarkStart w:id="90" w:name="已知局限"/>
+    <w:bookmarkStart w:id="91" w:name="已知局限"/>
     <w:p>
       <w:pPr>
         <w:pStyle w:val="Heading2"/>
@@ -28452,7 +29879,48 @@
               <w:rPr>
                 <w:rFonts w:hint="eastAsia"/>
               </w:rPr>
-              <w:t xml:space="preserve">0.96，慢模式未被加速手段解决</w:t>
+              <w:t xml:space="preserve">0.96；Anderson</w:t>
+            </w:r>
+            <w:r>
+              <w:t xml:space="preserve"> </w:t>
+            </w:r>
+            <w:r>
+              <w:rPr>
+                <w:rFonts w:hint="eastAsia"/>
+              </w:rPr>
+              <w:t xml:space="preserve">已把定案点压到</w:t>
+            </w:r>
+            <w:r>
+              <w:t xml:space="preserve"> 9 </w:t>
+            </w:r>
+            <w:r>
+              <w:rPr>
+                <w:rFonts w:hint="eastAsia"/>
+              </w:rPr>
+              <w:t xml:space="preserve">轮，但</w:t>
+            </w:r>
+            <w:r>
+              <w:rPr>
+                <w:rFonts w:hint="eastAsia"/>
+                <w:b/>
+                <w:bCs/>
+              </w:rPr>
+              <w:t xml:space="preserve">极端偏离档仍可能超出默认</w:t>
+            </w:r>
+            <w:r>
+              <w:rPr>
+                <w:b/>
+                <w:bCs/>
+              </w:rPr>
+              <w:t xml:space="preserve"> 200 </w:t>
+            </w:r>
+            <w:r>
+              <w:rPr>
+                <w:rFonts w:hint="eastAsia"/>
+                <w:b/>
+                <w:bCs/>
+              </w:rPr>
+              <w:t xml:space="preserve">轮</w:t>
             </w:r>
           </w:p>
         </w:tc>
@@ -28469,7 +29937,7 @@
               <w:t xml:space="preserve">剩余误差</w:t>
             </w:r>
             <w:r>
-              <w:t xml:space="preserve"> 0.65–0.75 </w:t>
+              <w:t xml:space="preserve"> 0.3–0.6 </w:t>
             </w:r>
             <w:r>
               <w:rPr>
@@ -28497,7 +29965,7 @@
                 <m:t>±</m:t>
               </m:r>
               <m:r>
-                <m:t>0.7</m:t>
+                <m:t>0.6</m:t>
               </m:r>
             </m:oMath>
             <w:r>
@@ -28887,8 +30355,8 @@
         </w:tc>
       </w:tr>
     </w:tbl>
-    <w:bookmarkEnd w:id="90"/>
-    <w:bookmarkStart w:id="91" w:name="待补数据按影响排序"/>
+    <w:bookmarkEnd w:id="91"/>
+    <w:bookmarkStart w:id="92" w:name="待补数据按影响排序"/>
     <w:p>
       <w:pPr>
         <w:pStyle w:val="Heading2"/>
@@ -29338,8 +30806,8 @@
         </w:tc>
       </w:tr>
     </w:tbl>
-    <w:bookmarkEnd w:id="91"/>
-    <w:bookmarkStart w:id="92" w:name="建议的现场验证顺序"/>
+    <w:bookmarkEnd w:id="92"/>
+    <w:bookmarkStart w:id="93" w:name="建议的现场验证顺序"/>
     <w:p>
       <w:pPr>
         <w:pStyle w:val="Heading2"/>
@@ -30036,8 +31504,8 @@
         <w:t xml:space="preserve"> —</w:t>
       </w:r>
     </w:p>
-    <w:bookmarkEnd w:id="92"/>
     <w:bookmarkEnd w:id="93"/>
+    <w:bookmarkEnd w:id="94"/>
     <w:sectPr>
       <w:footnotePr>
         <w:numRestart w:val="eachSect"/>

--- a/docs/Pt_理论模型_v5.0.docx
+++ b/docs/Pt_理论模型_v5.0.docx
@@ -759,7 +759,7 @@
           <w:b/>
           <w:bCs/>
         </w:rPr>
-        <w:t xml:space="preserve">3117 g</w:t>
+        <w:t xml:space="preserve">3106 g</w:t>
       </w:r>
       <w:r>
         <w:rPr>
@@ -793,7 +793,7 @@
           <w:b/>
           <w:bCs/>
         </w:rPr>
-        <w:t xml:space="preserve">2398 g</w:t>
+        <w:t xml:space="preserve">2388 g</w:t>
       </w:r>
       <w:r>
         <w:rPr>
@@ -10311,7 +10311,7 @@
       <w:r>
         <w:drawing>
           <wp:inline>
-            <wp:extent cx="5334000" cy="3115733"/>
+            <wp:extent cx="5334000" cy="3098800"/>
             <wp:effectExtent b="0" l="0" r="0" t="0"/>
             <wp:docPr descr="图 4 径向剖面：两级渐变环 + 两面角焊缝（1:1，未放大）" title="" id="37" name="Picture"/>
             <a:graphic>
@@ -10332,7 +10332,7 @@
                   <pic:spPr bwMode="auto">
                     <a:xfrm>
                       <a:off x="0" y="0"/>
-                      <a:ext cx="5334000" cy="3115733"/>
+                      <a:ext cx="5334000" cy="3098800"/>
                     </a:xfrm>
                     <a:prstGeom prst="rect">
                       <a:avLst/>
@@ -22679,7 +22679,7 @@
     </w:p>
     <w:bookmarkEnd w:id="72"/>
     <w:bookmarkEnd w:id="73"/>
-    <w:bookmarkStart w:id="79" w:name="数值方法与收敛"/>
+    <w:bookmarkStart w:id="80" w:name="数值方法与收敛"/>
     <w:p>
       <w:pPr>
         <w:pStyle w:val="Heading1"/>
@@ -23370,7 +23370,7 @@
       </w:r>
     </w:p>
     <w:bookmarkEnd w:id="74"/>
-    <w:bookmarkStart w:id="76" w:name="环路增益-gapprox0.96"/>
+    <w:bookmarkStart w:id="77" w:name="环路增益-gapprox0.96"/>
     <w:p>
       <w:pPr>
         <w:pStyle w:val="Heading2"/>
@@ -24764,7 +24764,16 @@
         <w:rPr>
           <w:rFonts w:hint="eastAsia"/>
         </w:rPr>
-        <w:t xml:space="preserve">实测（两档定案，与纯</w:t>
+        <w:t xml:space="preserve">偏离定案点的算例收益最大：「管保温</w:t>
+      </w:r>
+      <w:r>
+        <w:t xml:space="preserve"> 1 </w:t>
+      </w:r>
+      <w:r>
+        <w:rPr>
+          <w:rFonts w:hint="eastAsia"/>
+        </w:rPr>
+        <w:t xml:space="preserve">mm」档纯</w:t>
       </w:r>
       <w:r>
         <w:t xml:space="preserve"> Picard </w:t>
@@ -24773,7 +24782,762 @@
         <w:rPr>
           <w:rFonts w:hint="eastAsia"/>
         </w:rPr>
-        <w:t xml:space="preserve">解逐项比对）：</w:t>
+        <w:t xml:space="preserve">需</w:t>
+      </w:r>
+      <w:r>
+        <w:t xml:space="preserve"> </w:t>
+      </w:r>
+      <w:r>
+        <w:rPr>
+          <w:b/>
+          <w:bCs/>
+        </w:rPr>
+        <w:t xml:space="preserve">734 </w:t>
+      </w:r>
+      <w:r>
+        <w:rPr>
+          <w:rFonts w:hint="eastAsia"/>
+          <w:b/>
+          <w:bCs/>
+        </w:rPr>
+        <w:t xml:space="preserve">轮／17.4</w:t>
+      </w:r>
+      <w:r>
+        <w:rPr>
+          <w:b/>
+          <w:bCs/>
+        </w:rPr>
+        <w:t xml:space="preserve"> min</w:t>
+      </w:r>
+      <w:r>
+        <w:rPr>
+          <w:rFonts w:hint="eastAsia"/>
+        </w:rPr>
+        <w:t xml:space="preserve">，</w:t>
+      </w:r>
+      <w:r>
+        <w:t xml:space="preserve"> </w:t>
+      </w:r>
+      <w:r>
+        <w:t xml:space="preserve">Anderson</w:t>
+      </w:r>
+      <w:r>
+        <w:t xml:space="preserve"> </w:t>
+      </w:r>
+      <w:r>
+        <w:rPr>
+          <w:b/>
+          <w:bCs/>
+        </w:rPr>
+        <w:t xml:space="preserve">109 </w:t>
+      </w:r>
+      <w:r>
+        <w:rPr>
+          <w:rFonts w:hint="eastAsia"/>
+          <w:b/>
+          <w:bCs/>
+        </w:rPr>
+        <w:t xml:space="preserve">轮／2.7</w:t>
+      </w:r>
+      <w:r>
+        <w:rPr>
+          <w:b/>
+          <w:bCs/>
+        </w:rPr>
+        <w:t xml:space="preserve"> min</w:t>
+      </w:r>
+      <w:r>
+        <w:t xml:space="preserve">。</w:t>
+      </w:r>
+    </w:p>
+    <w:bookmarkEnd w:id="75"/>
+    <w:bookmarkStart w:id="76" w:name="加速器暴露了一个更严重的问题收敛判据本身是代理量"/>
+    <w:p>
+      <w:pPr>
+        <w:pStyle w:val="Heading3"/>
+      </w:pPr>
+      <w:r>
+        <w:t xml:space="preserve">8.2.2 </w:t>
+      </w:r>
+      <w:r>
+        <w:rPr>
+          <w:rFonts w:hint="eastAsia"/>
+        </w:rPr>
+        <w:t xml:space="preserve">加速器暴露了一个更严重的问题：收敛判据本身是代理量</w:t>
+      </w:r>
+    </w:p>
+    <w:p>
+      <w:pPr>
+        <w:pStyle w:val="FirstParagraph"/>
+      </w:pPr>
+      <w:r>
+        <w:rPr>
+          <w:rFonts w:hint="eastAsia"/>
+        </w:rPr>
+        <w:t xml:space="preserve">装上</w:t>
+      </w:r>
+      <w:r>
+        <w:t xml:space="preserve"> Anderson </w:t>
+      </w:r>
+      <w:r>
+        <w:rPr>
+          <w:rFonts w:hint="eastAsia"/>
+        </w:rPr>
+        <w:t xml:space="preserve">后出现一个无法两全的现象：</w:t>
+      </w:r>
+      <w:r>
+        <w:rPr>
+          <w:rFonts w:hint="eastAsia"/>
+          <w:b/>
+          <w:bCs/>
+        </w:rPr>
+        <w:t xml:space="preserve">同一个算例，两个迭代格式都自称收敛，</w:t>
+      </w:r>
+      <w:r>
+        <w:rPr>
+          <w:b/>
+          <w:bCs/>
+        </w:rPr>
+        <w:t xml:space="preserve"> </w:t>
+      </w:r>
+      <w:r>
+        <w:rPr>
+          <w:b/>
+          <w:bCs/>
+        </w:rPr>
+        <w:t xml:space="preserve">③ </w:t>
+      </w:r>
+      <w:r>
+        <w:rPr>
+          <w:rFonts w:hint="eastAsia"/>
+          <w:b/>
+          <w:bCs/>
+        </w:rPr>
+        <w:t xml:space="preserve">却差</w:t>
+      </w:r>
+      <w:r>
+        <w:rPr>
+          <w:b/>
+          <w:bCs/>
+        </w:rPr>
+        <w:t xml:space="preserve"> 12.5 K</w:t>
+      </w:r>
+      <w:r>
+        <w:rPr>
+          <w:rFonts w:hint="eastAsia"/>
+        </w:rPr>
+        <w:t xml:space="preserve">（纯</w:t>
+      </w:r>
+      <w:r>
+        <w:t xml:space="preserve"> Picard </w:t>
+      </w:r>
+      <w:r>
+        <w:rPr>
+          <w:rFonts w:hint="eastAsia"/>
+        </w:rPr>
+        <w:t xml:space="preserve">报</w:t>
+      </w:r>
+      <w:r>
+        <w:t xml:space="preserve"> </w:t>
+      </w:r>
+      <w:r>
+        <w:rPr>
+          <w:rFonts w:hint="eastAsia"/>
+        </w:rPr>
+        <w:t xml:space="preserve">6.18，Anderson</w:t>
+      </w:r>
+      <w:r>
+        <w:t xml:space="preserve"> </w:t>
+      </w:r>
+      <w:r>
+        <w:rPr>
+          <w:rFonts w:hint="eastAsia"/>
+        </w:rPr>
+        <w:t xml:space="preserve">报</w:t>
+      </w:r>
+      <w:r>
+        <w:t xml:space="preserve"> </w:t>
+      </w:r>
+      <w:r>
+        <w:rPr>
+          <w:rFonts w:hint="eastAsia"/>
+        </w:rPr>
+        <w:t xml:space="preserve">18.70），而两者的</w:t>
+      </w:r>
+      <w:r>
+        <w:rPr>
+          <w:rFonts w:hint="eastAsia"/>
+          <w:b/>
+          <w:bCs/>
+        </w:rPr>
+        <w:t xml:space="preserve">无法兰基线完全相同</w:t>
+      </w:r>
+      <w:r>
+        <w:t xml:space="preserve"> </w:t>
+      </w:r>
+      <w:r>
+        <w:t xml:space="preserve">—— </w:t>
+      </w:r>
+      <w:r>
+        <w:rPr>
+          <w:rFonts w:hint="eastAsia"/>
+        </w:rPr>
+        <w:t xml:space="preserve">差的是解本身。最多只有一个是对的。</w:t>
+      </w:r>
+    </w:p>
+    <w:p>
+      <w:pPr>
+        <w:pStyle w:val="BodyText"/>
+      </w:pPr>
+      <w:r>
+        <w:rPr>
+          <w:rFonts w:hint="eastAsia"/>
+        </w:rPr>
+        <w:t xml:space="preserve">原因在收敛判据。式</w:t>
+      </w:r>
+      <w:r>
+        <w:t xml:space="preserve"> (8.2) </w:t>
+      </w:r>
+      <w:r>
+        <w:rPr>
+          <w:rFonts w:hint="eastAsia"/>
+        </w:rPr>
+        <w:t xml:space="preserve">的</w:t>
+      </w:r>
+      <w:r>
+        <w:t xml:space="preserve"> </w:t>
+      </w:r>
+      <m:oMath>
+        <m:sSub>
+          <m:e>
+            <m:r>
+              <m:rPr>
+                <m:sty m:val="p"/>
+              </m:rPr>
+              <m:t>Δ</m:t>
+            </m:r>
+          </m:e>
+          <m:sub>
+            <m:r>
+              <m:rPr>
+                <m:sty m:val="p"/>
+              </m:rPr>
+              <m:t>∞</m:t>
+            </m:r>
+          </m:sub>
+        </m:sSub>
+        <m:r>
+          <m:rPr>
+            <m:sty m:val="p"/>
+          </m:rPr>
+          <m:t>≈</m:t>
+        </m:r>
+        <m:r>
+          <m:t>δ</m:t>
+        </m:r>
+        <m:r>
+          <m:rPr>
+            <m:sty m:val="p"/>
+          </m:rPr>
+          <m:t>/</m:t>
+        </m:r>
+        <m:r>
+          <m:rPr>
+            <m:sty m:val="p"/>
+          </m:rPr>
+          <m:t>(</m:t>
+        </m:r>
+        <m:r>
+          <m:t>1</m:t>
+        </m:r>
+        <m:r>
+          <m:rPr>
+            <m:sty m:val="p"/>
+          </m:rPr>
+          <m:t>−</m:t>
+        </m:r>
+        <m:r>
+          <m:t>g</m:t>
+        </m:r>
+        <m:r>
+          <m:rPr>
+            <m:sty m:val="p"/>
+          </m:rPr>
+          <m:t>)</m:t>
+        </m:r>
+      </m:oMath>
+      <w:r>
+        <w:t xml:space="preserve"> </w:t>
+      </w:r>
+      <w:r>
+        <w:rPr>
+          <w:rFonts w:hint="eastAsia"/>
+        </w:rPr>
+        <w:t xml:space="preserve">用</w:t>
+      </w:r>
+      <w:r>
+        <w:rPr>
+          <w:rFonts w:hint="eastAsia"/>
+          <w:b/>
+          <w:bCs/>
+        </w:rPr>
+        <w:t xml:space="preserve">步长</w:t>
+      </w:r>
+      <w:r>
+        <w:t xml:space="preserve"> </w:t>
+      </w:r>
+      <m:oMath>
+        <m:r>
+          <m:t>δ</m:t>
+        </m:r>
+      </m:oMath>
+      <w:r>
+        <w:t xml:space="preserve"> </w:t>
+      </w:r>
+      <w:r>
+        <w:rPr>
+          <w:rFonts w:hint="eastAsia"/>
+        </w:rPr>
+        <w:t xml:space="preserve">估计到不动点的距离，这个换算只在</w:t>
+      </w:r>
+      <w:r>
+        <w:rPr>
+          <w:rFonts w:hint="eastAsia"/>
+          <w:b/>
+          <w:bCs/>
+        </w:rPr>
+        <w:t xml:space="preserve">线性定常</w:t>
+      </w:r>
+      <w:r>
+        <w:rPr>
+          <w:rFonts w:hint="eastAsia"/>
+        </w:rPr>
+        <w:t xml:space="preserve">迭代下成立。Anderson</w:t>
+      </w:r>
+      <w:r>
+        <w:t xml:space="preserve"> </w:t>
+      </w:r>
+      <w:r>
+        <w:rPr>
+          <w:rFonts w:hint="eastAsia"/>
+        </w:rPr>
+        <w:t xml:space="preserve">是非定常的：</w:t>
+      </w:r>
+      <w:r>
+        <w:t xml:space="preserve"> </w:t>
+      </w:r>
+      <w:r>
+        <w:rPr>
+          <w:rFonts w:hint="eastAsia"/>
+        </w:rPr>
+        <w:t xml:space="preserve">外推可以让</w:t>
+      </w:r>
+      <w:r>
+        <w:t xml:space="preserve"> </w:t>
+      </w:r>
+      <m:oMath>
+        <m:r>
+          <m:t>δ</m:t>
+        </m:r>
+        <m:r>
+          <m:rPr>
+            <m:sty m:val="p"/>
+          </m:rPr>
+          <m:t>→</m:t>
+        </m:r>
+        <m:r>
+          <m:t>0</m:t>
+        </m:r>
+      </m:oMath>
+      <w:r>
+        <w:t xml:space="preserve"> </w:t>
+      </w:r>
+      <w:r>
+        <w:rPr>
+          <w:rFonts w:hint="eastAsia"/>
+        </w:rPr>
+        <w:t xml:space="preserve">而</w:t>
+      </w:r>
+      <w:r>
+        <w:t xml:space="preserve"> </w:t>
+      </w:r>
+      <m:oMath>
+        <m:r>
+          <m:t>x</m:t>
+        </m:r>
+      </m:oMath>
+      <w:r>
+        <w:t xml:space="preserve"> </w:t>
+      </w:r>
+      <w:r>
+        <w:rPr>
+          <w:rFonts w:hint="eastAsia"/>
+        </w:rPr>
+        <w:t xml:space="preserve">并不在不动点上（Anderson</w:t>
+      </w:r>
+      <w:r>
+        <w:t xml:space="preserve"> </w:t>
+      </w:r>
+      <w:r>
+        <w:rPr>
+          <w:rFonts w:hint="eastAsia"/>
+        </w:rPr>
+        <w:t xml:space="preserve">的经典停滞模式）。</w:t>
+      </w:r>
+    </w:p>
+    <w:p>
+      <w:pPr>
+        <w:pStyle w:val="BodyText"/>
+      </w:pPr>
+      <m:oMathPara>
+        <m:oMathParaPr>
+          <m:jc m:val="center"/>
+        </m:oMathParaPr>
+        <m:oMath>
+          <m:r>
+            <m:rPr>
+              <m:nor/>
+              <m:sty m:val="p"/>
+            </m:rPr>
+            <m:t>正确的度量是残差本身：</m:t>
+          </m:r>
+          <m:r>
+            <m:t> </m:t>
+          </m:r>
+          <m:r>
+            <m:rPr>
+              <m:sty m:val="p"/>
+            </m:rPr>
+            <m:t>∥</m:t>
+          </m:r>
+          <m:r>
+            <m:t>F</m:t>
+          </m:r>
+          <m:r>
+            <m:rPr>
+              <m:sty m:val="p"/>
+            </m:rPr>
+            <m:t>(</m:t>
+          </m:r>
+          <m:r>
+            <m:t>x</m:t>
+          </m:r>
+          <m:r>
+            <m:rPr>
+              <m:sty m:val="p"/>
+            </m:rPr>
+            <m:t>)</m:t>
+          </m:r>
+          <m:sSub>
+            <m:e>
+              <m:r>
+                <m:rPr>
+                  <m:sty m:val="p"/>
+                </m:rPr>
+                <m:t>∥</m:t>
+              </m:r>
+            </m:e>
+            <m:sub>
+              <m:r>
+                <m:rPr>
+                  <m:sty m:val="p"/>
+                </m:rPr>
+                <m:t>∞</m:t>
+              </m:r>
+            </m:sub>
+          </m:sSub>
+          <m:r>
+            <m:rPr>
+              <m:sty m:val="p"/>
+            </m:rPr>
+            <m:t>=</m:t>
+          </m:r>
+          <m:r>
+            <m:rPr>
+              <m:sty m:val="p"/>
+            </m:rPr>
+            <m:t>∥</m:t>
+          </m:r>
+          <m:r>
+            <m:t>G</m:t>
+          </m:r>
+          <m:r>
+            <m:rPr>
+              <m:sty m:val="p"/>
+            </m:rPr>
+            <m:t>(</m:t>
+          </m:r>
+          <m:r>
+            <m:t>x</m:t>
+          </m:r>
+          <m:r>
+            <m:rPr>
+              <m:sty m:val="p"/>
+            </m:rPr>
+            <m:t>)</m:t>
+          </m:r>
+          <m:r>
+            <m:rPr>
+              <m:sty m:val="p"/>
+            </m:rPr>
+            <m:t>−</m:t>
+          </m:r>
+          <m:r>
+            <m:t>x</m:t>
+          </m:r>
+          <m:sSub>
+            <m:e>
+              <m:r>
+                <m:rPr>
+                  <m:sty m:val="p"/>
+                </m:rPr>
+                <m:t>∥</m:t>
+              </m:r>
+            </m:e>
+            <m:sub>
+              <m:r>
+                <m:rPr>
+                  <m:sty m:val="p"/>
+                </m:rPr>
+                <m:t>∞</m:t>
+              </m:r>
+            </m:sub>
+          </m:sSub>
+          <m:r>
+            <m:t> </m:t>
+          </m:r>
+          <m:limUpp>
+            <m:e>
+              <m:r>
+                <m:rPr>
+                  <m:sty m:val="p"/>
+                </m:rPr>
+                <m:t>→</m:t>
+              </m:r>
+            </m:e>
+            <m:lim>
+              <m:r>
+                <m:t> </m:t>
+              </m:r>
+              <m:r>
+                <m:rPr>
+                  <m:sty m:val="p"/>
+                </m:rPr>
+                <m:t>×</m:t>
+              </m:r>
+              <m:r>
+                <m:t> </m:t>
+              </m:r>
+              <m:r>
+                <m:t>1</m:t>
+              </m:r>
+              <m:r>
+                <m:rPr>
+                  <m:sty m:val="p"/>
+                </m:rPr>
+                <m:t>/</m:t>
+              </m:r>
+              <m:r>
+                <m:rPr>
+                  <m:sty m:val="p"/>
+                </m:rPr>
+                <m:t>(</m:t>
+              </m:r>
+              <m:r>
+                <m:t>1</m:t>
+              </m:r>
+              <m:r>
+                <m:rPr>
+                  <m:sty m:val="p"/>
+                </m:rPr>
+                <m:t>−</m:t>
+              </m:r>
+              <m:r>
+                <m:t>g</m:t>
+              </m:r>
+              <m:r>
+                <m:rPr>
+                  <m:sty m:val="p"/>
+                </m:rPr>
+                <m:t>)</m:t>
+              </m:r>
+              <m:r>
+                <m:t> </m:t>
+              </m:r>
+            </m:lim>
+          </m:limUpp>
+          <m:r>
+            <m:t> </m:t>
+          </m:r>
+          <m:r>
+            <m:rPr>
+              <m:nor/>
+              <m:sty m:val="p"/>
+            </m:rPr>
+            <m:t>到不动点的距离</m:t>
+          </m:r>
+          <m:r>
+            <m:t>  </m:t>
+          </m:r>
+          <m:r>
+            <m:rPr>
+              <m:nor/>
+              <m:sty m:val="p"/>
+            </m:rPr>
+            <m:t>(8.4)</m:t>
+          </m:r>
+        </m:oMath>
+      </m:oMathPara>
+    </w:p>
+    <w:p>
+      <w:pPr>
+        <w:pStyle w:val="FirstParagraph"/>
+      </w:pPr>
+      <m:oMath>
+        <m:r>
+          <m:t>G</m:t>
+        </m:r>
+        <m:r>
+          <m:rPr>
+            <m:sty m:val="p"/>
+          </m:rPr>
+          <m:t>(</m:t>
+        </m:r>
+        <m:r>
+          <m:t>x</m:t>
+        </m:r>
+        <m:r>
+          <m:rPr>
+            <m:sty m:val="p"/>
+          </m:rPr>
+          <m:t>)</m:t>
+        </m:r>
+      </m:oMath>
+      <w:r>
+        <w:t xml:space="preserve"> </w:t>
+      </w:r>
+      <w:r>
+        <w:rPr>
+          <w:rFonts w:hint="eastAsia"/>
+        </w:rPr>
+        <w:t xml:space="preserve">与</w:t>
+      </w:r>
+      <w:r>
+        <w:t xml:space="preserve"> </w:t>
+      </w:r>
+      <m:oMath>
+        <m:r>
+          <m:t>x</m:t>
+        </m:r>
+      </m:oMath>
+      <w:r>
+        <w:t xml:space="preserve"> </w:t>
+      </w:r>
+      <w:r>
+        <w:rPr>
+          <w:rFonts w:hint="eastAsia"/>
+        </w:rPr>
+        <w:t xml:space="preserve">每轮都是现成的，</w:t>
+      </w:r>
+      <w:r>
+        <w:rPr>
+          <w:rFonts w:hint="eastAsia"/>
+          <w:b/>
+          <w:bCs/>
+        </w:rPr>
+        <w:t xml:space="preserve">没有任何理由再用步长做代理</w:t>
+      </w:r>
+      <w:r>
+        <w:t xml:space="preserve">。</w:t>
+      </w:r>
+      <w:r>
+        <w:t xml:space="preserve"> </w:t>
+      </w:r>
+      <w:r>
+        <w:rPr>
+          <w:rFonts w:hint="eastAsia"/>
+        </w:rPr>
+        <w:t xml:space="preserve">改判式</w:t>
+      </w:r>
+      <w:r>
+        <w:t xml:space="preserve"> (8.4) </w:t>
+      </w:r>
+      <w:r>
+        <w:rPr>
+          <w:rFonts w:hint="eastAsia"/>
+        </w:rPr>
+        <w:t xml:space="preserve">之后（要求</w:t>
+      </w:r>
+      <w:r>
+        <w:t xml:space="preserve"> </w:t>
+      </w:r>
+      <m:oMath>
+        <m:r>
+          <m:rPr>
+            <m:sty m:val="p"/>
+          </m:rPr>
+          <m:t>∥</m:t>
+        </m:r>
+        <m:r>
+          <m:t>F</m:t>
+        </m:r>
+        <m:sSub>
+          <m:e>
+            <m:r>
+              <m:rPr>
+                <m:sty m:val="p"/>
+              </m:rPr>
+              <m:t>∥</m:t>
+            </m:r>
+          </m:e>
+          <m:sub>
+            <m:r>
+              <m:rPr>
+                <m:sty m:val="p"/>
+              </m:rPr>
+              <m:t>∞</m:t>
+            </m:r>
+          </m:sub>
+        </m:sSub>
+        <m:r>
+          <m:rPr>
+            <m:sty m:val="p"/>
+          </m:rPr>
+          <m:t>⋅</m:t>
+        </m:r>
+        <m:r>
+          <m:t>25</m:t>
+        </m:r>
+        <m:r>
+          <m:rPr>
+            <m:sty m:val="p"/>
+          </m:rPr>
+          <m:t>&lt;</m:t>
+        </m:r>
+        <m:r>
+          <m:rPr>
+            <m:sty m:val="p"/>
+          </m:rPr>
+          <m:t>t</m:t>
+        </m:r>
+        <m:r>
+          <m:rPr>
+            <m:sty m:val="p"/>
+          </m:rPr>
+          <m:t>o</m:t>
+        </m:r>
+        <m:r>
+          <m:rPr>
+            <m:sty m:val="p"/>
+          </m:rPr>
+          <m:t>l</m:t>
+        </m:r>
+      </m:oMath>
+      <w:r>
+        <w:rPr>
+          <w:rFonts w:hint="eastAsia"/>
+        </w:rPr>
+        <w:t xml:space="preserve">），两个格式落到同一点：</w:t>
       </w:r>
     </w:p>
     <w:tbl>
@@ -24783,12 +25547,10 @@
         <w:tblLook w:firstRow="1" w:lastRow="0" w:firstColumn="0" w:lastColumn="0" w:noHBand="0" w:noVBand="0" w:val="0020"/>
       </w:tblPr>
       <w:tblGrid>
-        <w:gridCol w:w="1320"/>
-        <w:gridCol w:w="1320"/>
-        <w:gridCol w:w="1320"/>
-        <w:gridCol w:w="1320"/>
-        <w:gridCol w:w="1320"/>
-        <w:gridCol w:w="1320"/>
+        <w:gridCol w:w="1980"/>
+        <w:gridCol w:w="1980"/>
+        <w:gridCol w:w="1980"/>
+        <w:gridCol w:w="1980"/>
       </w:tblGrid>
       <w:tr>
         <w:trPr>
@@ -24800,6 +25562,21 @@
             <w:pPr>
               <w:pStyle w:val="Compact"/>
             </w:pPr>
+            <w:r>
+              <w:rPr>
+                <w:rFonts w:hint="eastAsia"/>
+              </w:rPr>
+              <w:t xml:space="preserve">构型（旧板厚</w:t>
+            </w:r>
+            <w:r>
+              <w:t xml:space="preserve"> </w:t>
+            </w:r>
+            <w:r>
+              <w:rPr>
+                <w:rFonts w:hint="eastAsia"/>
+              </w:rPr>
+              <w:t xml:space="preserve">2.11/3.40/3.18/1.76）</w:t>
+            </w:r>
           </w:p>
         </w:tc>
         <w:tc>
@@ -24810,34 +25587,6 @@
             </w:pPr>
             <w:r>
               <w:t xml:space="preserve">③</w:t>
-            </w:r>
-          </w:p>
-        </w:tc>
-        <w:tc>
-          <w:tcPr/>
-          <w:p>
-            <w:pPr>
-              <w:pStyle w:val="Compact"/>
-            </w:pPr>
-            <w:r>
-              <w:t xml:space="preserve">②″</w:t>
-            </w:r>
-          </w:p>
-        </w:tc>
-        <w:tc>
-          <w:tcPr/>
-          <w:p>
-            <w:pPr>
-              <w:pStyle w:val="Compact"/>
-            </w:pPr>
-            <w:r>
-              <w:rPr>
-                <w:rFonts w:hint="eastAsia"/>
-              </w:rPr>
-              <w:t xml:space="preserve">合计</w:t>
-            </w:r>
-            <w:r>
-              <w:t xml:space="preserve"> g</w:t>
             </w:r>
           </w:p>
         </w:tc>
@@ -24881,74 +25630,43 @@
               <w:rPr>
                 <w:rFonts w:hint="eastAsia"/>
               </w:rPr>
-              <w:t xml:space="preserve">管壁</w:t>
-            </w:r>
-            <w:r>
-              <w:t xml:space="preserve"> 0.8　</w:t>
-            </w:r>
-            <w:r>
-              <w:rPr>
-                <w:rFonts w:hint="eastAsia"/>
-              </w:rPr>
-              <w:t xml:space="preserve">纯</w:t>
-            </w:r>
-            <w:r>
-              <w:t xml:space="preserve"> Picard</w:t>
-            </w:r>
-          </w:p>
-        </w:tc>
-        <w:tc>
-          <w:tcPr/>
-          <w:p>
-            <w:pPr>
-              <w:pStyle w:val="Compact"/>
-            </w:pPr>
-            <w:r>
-              <w:t xml:space="preserve">6.184</w:t>
-            </w:r>
-          </w:p>
-        </w:tc>
-        <w:tc>
-          <w:tcPr/>
-          <w:p>
-            <w:pPr>
-              <w:pStyle w:val="Compact"/>
-            </w:pPr>
-            <w:r>
-              <w:t xml:space="preserve">0.981</w:t>
-            </w:r>
-          </w:p>
-        </w:tc>
-        <w:tc>
-          <w:tcPr/>
-          <w:p>
-            <w:pPr>
-              <w:pStyle w:val="Compact"/>
-            </w:pPr>
-            <w:r>
-              <w:t xml:space="preserve">3117.60</w:t>
-            </w:r>
-          </w:p>
-        </w:tc>
-        <w:tc>
-          <w:tcPr/>
-          <w:p>
-            <w:pPr>
-              <w:pStyle w:val="Compact"/>
-            </w:pPr>
-            <w:r>
-              <w:t xml:space="preserve">60+</w:t>
-            </w:r>
-          </w:p>
-        </w:tc>
-        <w:tc>
-          <w:tcPr/>
-          <w:p>
-            <w:pPr>
-              <w:pStyle w:val="Compact"/>
-            </w:pPr>
-            <w:r>
-              <w:t xml:space="preserve">3 min</w:t>
+              <w:t xml:space="preserve">Anderson，tol</w:t>
+            </w:r>
+            <w:r>
+              <w:t xml:space="preserve"> 1.0</w:t>
+            </w:r>
+          </w:p>
+        </w:tc>
+        <w:tc>
+          <w:tcPr/>
+          <w:p>
+            <w:pPr>
+              <w:pStyle w:val="Compact"/>
+            </w:pPr>
+            <w:r>
+              <w:t xml:space="preserve">18.70</w:t>
+            </w:r>
+          </w:p>
+        </w:tc>
+        <w:tc>
+          <w:tcPr/>
+          <w:p>
+            <w:pPr>
+              <w:pStyle w:val="Compact"/>
+            </w:pPr>
+            <w:r>
+              <w:t xml:space="preserve">19</w:t>
+            </w:r>
+          </w:p>
+        </w:tc>
+        <w:tc>
+          <w:tcPr/>
+          <w:p>
+            <w:pPr>
+              <w:pStyle w:val="Compact"/>
+            </w:pPr>
+            <w:r>
+              <w:t xml:space="preserve">0.5 min</w:t>
             </w:r>
           </w:p>
         </w:tc>
@@ -24964,238 +25682,166 @@
               <w:rPr>
                 <w:rFonts w:hint="eastAsia"/>
               </w:rPr>
-              <w:t xml:space="preserve">管壁</w:t>
-            </w:r>
-            <w:r>
-              <w:t xml:space="preserve"> 0.8　Anderson</w:t>
-            </w:r>
-          </w:p>
-        </w:tc>
-        <w:tc>
-          <w:tcPr/>
-          <w:p>
-            <w:pPr>
-              <w:pStyle w:val="Compact"/>
-            </w:pPr>
-            <w:r>
-              <w:t xml:space="preserve">6.198</w:t>
-            </w:r>
-          </w:p>
-        </w:tc>
-        <w:tc>
-          <w:tcPr/>
-          <w:p>
-            <w:pPr>
-              <w:pStyle w:val="Compact"/>
-            </w:pPr>
-            <w:r>
-              <w:t xml:space="preserve">0.981</w:t>
-            </w:r>
-          </w:p>
-        </w:tc>
-        <w:tc>
-          <w:tcPr/>
-          <w:p>
-            <w:pPr>
-              <w:pStyle w:val="Compact"/>
-            </w:pPr>
-            <w:r>
-              <w:t xml:space="preserve">3117.56</w:t>
-            </w:r>
-          </w:p>
-        </w:tc>
-        <w:tc>
-          <w:tcPr/>
-          <w:p>
-            <w:pPr>
-              <w:pStyle w:val="Compact"/>
-            </w:pPr>
-            <w:r>
-              <w:rPr>
+              <w:t xml:space="preserve">Anderson，tol</w:t>
+            </w:r>
+            <w:r>
+              <w:t xml:space="preserve"> </w:t>
+            </w:r>
+            <w:r>
+              <w:rPr>
+                <w:rFonts w:hint="eastAsia"/>
+              </w:rPr>
+              <w:t xml:space="preserve">0.2／2000</w:t>
+            </w:r>
+            <w:r>
+              <w:t xml:space="preserve"> </w:t>
+            </w:r>
+            <w:r>
+              <w:rPr>
+                <w:rFonts w:hint="eastAsia"/>
+              </w:rPr>
+              <w:t xml:space="preserve">轮</w:t>
+            </w:r>
+          </w:p>
+        </w:tc>
+        <w:tc>
+          <w:tcPr/>
+          <w:p>
+            <w:pPr>
+              <w:pStyle w:val="Compact"/>
+            </w:pPr>
+            <w:r>
+              <w:t xml:space="preserve">17.77</w:t>
+            </w:r>
+          </w:p>
+        </w:tc>
+        <w:tc>
+          <w:tcPr/>
+          <w:p>
+            <w:pPr>
+              <w:pStyle w:val="Compact"/>
+            </w:pPr>
+            <w:r>
+              <w:t xml:space="preserve">22</w:t>
+            </w:r>
+          </w:p>
+        </w:tc>
+        <w:tc>
+          <w:tcPr/>
+          <w:p>
+            <w:pPr>
+              <w:pStyle w:val="Compact"/>
+            </w:pPr>
+            <w:r>
+              <w:t xml:space="preserve">0.6 min</w:t>
+            </w:r>
+          </w:p>
+        </w:tc>
+      </w:tr>
+      <w:tr>
+        <w:tc>
+          <w:tcPr/>
+          <w:p>
+            <w:pPr>
+              <w:pStyle w:val="Compact"/>
+            </w:pPr>
+            <w:r>
+              <w:rPr>
+                <w:rFonts w:hint="eastAsia"/>
                 <w:b/>
                 <w:bCs/>
               </w:rPr>
-              <w:t xml:space="preserve">9</w:t>
-            </w:r>
-          </w:p>
-        </w:tc>
-        <w:tc>
-          <w:tcPr/>
-          <w:p>
-            <w:pPr>
-              <w:pStyle w:val="Compact"/>
-            </w:pPr>
+              <w:t xml:space="preserve">纯</w:t>
+            </w:r>
             <w:r>
               <w:rPr>
                 <w:b/>
                 <w:bCs/>
               </w:rPr>
-              <w:t xml:space="preserve">0.3 min</w:t>
-            </w:r>
-          </w:p>
-        </w:tc>
-      </w:tr>
-      <w:tr>
-        <w:tc>
-          <w:tcPr/>
-          <w:p>
-            <w:pPr>
-              <w:pStyle w:val="Compact"/>
-            </w:pPr>
+              <w:t xml:space="preserve"> </w:t>
+            </w:r>
             <w:r>
               <w:rPr>
                 <w:rFonts w:hint="eastAsia"/>
-              </w:rPr>
-              <w:t xml:space="preserve">管壁</w:t>
-            </w:r>
-            <w:r>
-              <w:t xml:space="preserve"> 0.6　</w:t>
-            </w:r>
-            <w:r>
-              <w:rPr>
-                <w:rFonts w:hint="eastAsia"/>
-              </w:rPr>
-              <w:t xml:space="preserve">纯</w:t>
-            </w:r>
-            <w:r>
-              <w:t xml:space="preserve"> Picard</w:t>
-            </w:r>
-          </w:p>
-        </w:tc>
-        <w:tc>
-          <w:tcPr/>
-          <w:p>
-            <w:pPr>
-              <w:pStyle w:val="Compact"/>
-            </w:pPr>
-            <w:r>
-              <w:t xml:space="preserve">5.297</w:t>
-            </w:r>
-          </w:p>
-        </w:tc>
-        <w:tc>
-          <w:tcPr/>
-          <w:p>
-            <w:pPr>
-              <w:pStyle w:val="Compact"/>
-            </w:pPr>
-            <w:r>
-              <w:t xml:space="preserve">1.121</w:t>
-            </w:r>
-          </w:p>
-        </w:tc>
-        <w:tc>
-          <w:tcPr/>
-          <w:p>
-            <w:pPr>
-              <w:pStyle w:val="Compact"/>
-            </w:pPr>
-            <w:r>
-              <w:t xml:space="preserve">2397.90</w:t>
-            </w:r>
-          </w:p>
-        </w:tc>
-        <w:tc>
-          <w:tcPr/>
-          <w:p>
-            <w:pPr>
-              <w:pStyle w:val="Compact"/>
-            </w:pPr>
-            <w:r>
-              <w:t xml:space="preserve">60+</w:t>
-            </w:r>
-          </w:p>
-        </w:tc>
-        <w:tc>
-          <w:tcPr/>
-          <w:p>
-            <w:pPr>
-              <w:pStyle w:val="Compact"/>
-            </w:pPr>
-            <w:r>
-              <w:t xml:space="preserve">3 min</w:t>
-            </w:r>
-          </w:p>
-        </w:tc>
-      </w:tr>
-      <w:tr>
-        <w:tc>
-          <w:tcPr/>
-          <w:p>
-            <w:pPr>
-              <w:pStyle w:val="Compact"/>
-            </w:pPr>
-            <w:r>
-              <w:rPr>
-                <w:rFonts w:hint="eastAsia"/>
-              </w:rPr>
-              <w:t xml:space="preserve">管壁</w:t>
-            </w:r>
-            <w:r>
-              <w:t xml:space="preserve"> 0.6　Anderson</w:t>
-            </w:r>
-          </w:p>
-        </w:tc>
-        <w:tc>
-          <w:tcPr/>
-          <w:p>
-            <w:pPr>
-              <w:pStyle w:val="Compact"/>
-            </w:pPr>
-            <w:r>
-              <w:t xml:space="preserve">5.308</w:t>
-            </w:r>
-          </w:p>
-        </w:tc>
-        <w:tc>
-          <w:tcPr/>
-          <w:p>
-            <w:pPr>
-              <w:pStyle w:val="Compact"/>
-            </w:pPr>
-            <w:r>
-              <w:t xml:space="preserve">1.121</w:t>
-            </w:r>
-          </w:p>
-        </w:tc>
-        <w:tc>
-          <w:tcPr/>
-          <w:p>
-            <w:pPr>
-              <w:pStyle w:val="Compact"/>
-            </w:pPr>
-            <w:r>
-              <w:t xml:space="preserve">2397.87</w:t>
-            </w:r>
-          </w:p>
-        </w:tc>
-        <w:tc>
-          <w:tcPr/>
-          <w:p>
-            <w:pPr>
-              <w:pStyle w:val="Compact"/>
-            </w:pPr>
-            <w:r>
-              <w:rPr>
                 <w:b/>
                 <w:bCs/>
               </w:rPr>
-              <w:t xml:space="preserve">8</w:t>
-            </w:r>
-          </w:p>
-        </w:tc>
-        <w:tc>
-          <w:tcPr/>
-          <w:p>
-            <w:pPr>
-              <w:pStyle w:val="Compact"/>
-            </w:pPr>
+              <w:t xml:space="preserve">Picard，tol</w:t>
+            </w:r>
             <w:r>
               <w:rPr>
                 <w:b/>
                 <w:bCs/>
               </w:rPr>
-              <w:t xml:space="preserve">0.3 min</w:t>
+              <w:t xml:space="preserve"> </w:t>
+            </w:r>
+            <w:r>
+              <w:rPr>
+                <w:rFonts w:hint="eastAsia"/>
+                <w:b/>
+                <w:bCs/>
+              </w:rPr>
+              <w:t xml:space="preserve">0.2／2000</w:t>
+            </w:r>
+            <w:r>
+              <w:rPr>
+                <w:b/>
+                <w:bCs/>
+              </w:rPr>
+              <w:t xml:space="preserve"> </w:t>
+            </w:r>
+            <w:r>
+              <w:rPr>
+                <w:rFonts w:hint="eastAsia"/>
+                <w:b/>
+                <w:bCs/>
+              </w:rPr>
+              <w:t xml:space="preserve">轮</w:t>
+            </w:r>
+          </w:p>
+        </w:tc>
+        <w:tc>
+          <w:tcPr/>
+          <w:p>
+            <w:pPr>
+              <w:pStyle w:val="Compact"/>
+            </w:pPr>
+            <w:r>
+              <w:rPr>
+                <w:b/>
+                <w:bCs/>
+              </w:rPr>
+              <w:t xml:space="preserve">17.68</w:t>
+            </w:r>
+          </w:p>
+        </w:tc>
+        <w:tc>
+          <w:tcPr/>
+          <w:p>
+            <w:pPr>
+              <w:pStyle w:val="Compact"/>
+            </w:pPr>
+            <w:r>
+              <w:rPr>
+                <w:b/>
+                <w:bCs/>
+              </w:rPr>
+              <w:t xml:space="preserve">579</w:t>
+            </w:r>
+          </w:p>
+        </w:tc>
+        <w:tc>
+          <w:tcPr/>
+          <w:p>
+            <w:pPr>
+              <w:pStyle w:val="Compact"/>
+            </w:pPr>
+            <w:r>
+              <w:rPr>
+                <w:b/>
+                <w:bCs/>
+              </w:rPr>
+              <w:t xml:space="preserve">12.1 min</w:t>
             </w:r>
           </w:p>
         </w:tc>
@@ -25209,107 +25855,277 @@
         <w:rPr>
           <w:rFonts w:hint="eastAsia"/>
         </w:rPr>
-        <w:t xml:space="preserve">偏离定案点的算例收益更大：「管保温</w:t>
-      </w:r>
-      <w:r>
-        <w:t xml:space="preserve"> 1 </w:t>
-      </w:r>
-      <w:r>
-        <w:rPr>
-          <w:rFonts w:hint="eastAsia"/>
-        </w:rPr>
-        <w:t xml:space="preserve">mm」档纯</w:t>
-      </w:r>
-      <w:r>
-        <w:t xml:space="preserve"> Picard </w:t>
-      </w:r>
-      <w:r>
-        <w:rPr>
-          <w:rFonts w:hint="eastAsia"/>
-        </w:rPr>
-        <w:t xml:space="preserve">需</w:t>
-      </w:r>
-      <w:r>
-        <w:t xml:space="preserve"> </w:t>
-      </w:r>
-      <w:r>
-        <w:rPr>
-          <w:b/>
-          <w:bCs/>
-        </w:rPr>
-        <w:t xml:space="preserve">734 </w:t>
-      </w:r>
-      <w:r>
-        <w:rPr>
-          <w:rFonts w:hint="eastAsia"/>
-          <w:b/>
-          <w:bCs/>
-        </w:rPr>
-        <w:t xml:space="preserve">轮／17.4</w:t>
-      </w:r>
-      <w:r>
-        <w:rPr>
-          <w:b/>
-          <w:bCs/>
-        </w:rPr>
-        <w:t xml:space="preserve"> min</w:t>
-      </w:r>
-      <w:r>
-        <w:rPr>
-          <w:rFonts w:hint="eastAsia"/>
-        </w:rPr>
-        <w:t xml:space="preserve">，</w:t>
-      </w:r>
-      <w:r>
-        <w:t xml:space="preserve"> </w:t>
-      </w:r>
-      <w:r>
-        <w:t xml:space="preserve">Anderson</w:t>
-      </w:r>
-      <w:r>
-        <w:t xml:space="preserve"> </w:t>
-      </w:r>
-      <w:r>
-        <w:rPr>
-          <w:b/>
-          <w:bCs/>
-        </w:rPr>
-        <w:t xml:space="preserve">109 </w:t>
-      </w:r>
-      <w:r>
-        <w:rPr>
-          <w:rFonts w:hint="eastAsia"/>
-          <w:b/>
-          <w:bCs/>
-        </w:rPr>
-        <w:t xml:space="preserve">轮／2.7</w:t>
-      </w:r>
-      <w:r>
-        <w:rPr>
-          <w:b/>
-          <w:bCs/>
-        </w:rPr>
-        <w:t xml:space="preserve"> min</w:t>
-      </w:r>
-      <w:r>
-        <w:rPr>
-          <w:rFonts w:hint="eastAsia"/>
-        </w:rPr>
-        <w:t xml:space="preserve">，且落回默认</w:t>
-      </w:r>
-      <w:r>
-        <w:t xml:space="preserve"> 200 </w:t>
-      </w:r>
-      <w:r>
-        <w:rPr>
-          <w:rFonts w:hint="eastAsia"/>
-        </w:rPr>
-        <w:t xml:space="preserve">轮预算之内。</w:t>
+        <w:t xml:space="preserve">两条互不相干的迭代路径在收紧容差后</w:t>
+      </w:r>
+      <w:r>
+        <w:rPr>
+          <w:rFonts w:hint="eastAsia"/>
+          <w:b/>
+          <w:bCs/>
+        </w:rPr>
+        <w:t xml:space="preserve">差</w:t>
+      </w:r>
+      <w:r>
+        <w:rPr>
+          <w:b/>
+          <w:bCs/>
+        </w:rPr>
+        <w:t xml:space="preserve"> 0.09 K</w:t>
+      </w:r>
+      <w:r>
+        <w:rPr>
+          <w:rFonts w:hint="eastAsia"/>
+        </w:rPr>
+        <w:t xml:space="preserve">，真残差</w:t>
+      </w:r>
+      <w:r>
+        <w:t xml:space="preserve"> 0.004–0.008 K。</w:t>
       </w:r>
     </w:p>
-    <w:bookmarkEnd w:id="75"/>
+    <w:p>
+      <w:pPr>
+        <w:pStyle w:val="BodyText"/>
+      </w:pPr>
+      <w:r>
+        <w:rPr>
+          <w:rFonts w:hint="eastAsia"/>
+          <w:b/>
+          <w:bCs/>
+        </w:rPr>
+        <w:t xml:space="preserve">这条结论的代价</w:t>
+      </w:r>
+      <w:r>
+        <w:rPr>
+          <w:rFonts w:hint="eastAsia"/>
+        </w:rPr>
+        <w:t xml:space="preserve">：该几何的真实</w:t>
+      </w:r>
+      <w:r>
+        <w:t xml:space="preserve"> ③ </w:t>
+      </w:r>
+      <w:r>
+        <w:rPr>
+          <w:rFonts w:hint="eastAsia"/>
+        </w:rPr>
+        <w:t xml:space="preserve">是</w:t>
+      </w:r>
+      <w:r>
+        <w:t xml:space="preserve"> 17.7 </w:t>
+      </w:r>
+      <w:r>
+        <w:rPr>
+          <w:rFonts w:hint="eastAsia"/>
+        </w:rPr>
+        <w:t xml:space="preserve">K，而不是记录里的</w:t>
+      </w:r>
+      <w:r>
+        <w:t xml:space="preserve"> 6.18 K —— </w:t>
+      </w:r>
+      <w:r>
+        <w:rPr>
+          <w:rFonts w:hint="eastAsia"/>
+        </w:rPr>
+        <w:t xml:space="preserve">它</w:t>
+      </w:r>
+      <w:r>
+        <w:rPr>
+          <w:rFonts w:hint="eastAsia"/>
+          <w:b/>
+          <w:bCs/>
+        </w:rPr>
+        <w:t xml:space="preserve">根本不满足</w:t>
+      </w:r>
+      <w:r>
+        <w:rPr>
+          <w:b/>
+          <w:bCs/>
+        </w:rPr>
+        <w:t xml:space="preserve"> </w:t>
+      </w:r>
+      <w:r>
+        <w:rPr>
+          <w:b/>
+          <w:bCs/>
+        </w:rPr>
+        <w:t xml:space="preserve">10 K </w:t>
+      </w:r>
+      <w:r>
+        <w:rPr>
+          <w:rFonts w:hint="eastAsia"/>
+          <w:b/>
+          <w:bCs/>
+        </w:rPr>
+        <w:t xml:space="preserve">的限值</w:t>
+      </w:r>
+      <w:r>
+        <w:rPr>
+          <w:rFonts w:hint="eastAsia"/>
+        </w:rPr>
+        <w:t xml:space="preserve">。定尺寸器本身没错，它只是被喂了一个假的</w:t>
+      </w:r>
+      <w:r>
+        <w:t xml:space="preserve"> </w:t>
+      </w:r>
+      <w:r>
+        <w:rPr>
+          <w:rFonts w:hint="eastAsia"/>
+        </w:rPr>
+        <w:t xml:space="preserve">③；用式</w:t>
+      </w:r>
+      <w:r>
+        <w:t xml:space="preserve"> (8.4) </w:t>
+      </w:r>
+      <w:r>
+        <w:rPr>
+          <w:rFonts w:hint="eastAsia"/>
+        </w:rPr>
+        <w:t xml:space="preserve">重跑同一条控制律，</w:t>
+      </w:r>
+      <w:r>
+        <w:t xml:space="preserve"> </w:t>
+      </w:r>
+      <w:r>
+        <w:rPr>
+          <w:rFonts w:hint="eastAsia"/>
+          <w:b/>
+          <w:bCs/>
+        </w:rPr>
+        <w:t xml:space="preserve">再走一轮</w:t>
+      </w:r>
+      <w:r>
+        <w:rPr>
+          <w:rFonts w:hint="eastAsia"/>
+        </w:rPr>
+        <w:t xml:space="preserve">就落到可行点（第</w:t>
+      </w:r>
+      <w:r>
+        <w:t xml:space="preserve"> 9 </w:t>
+      </w:r>
+      <w:r>
+        <w:rPr>
+          <w:rFonts w:hint="eastAsia"/>
+        </w:rPr>
+        <w:t xml:space="preserve">章的定案值即由此得到）。</w:t>
+      </w:r>
+    </w:p>
+    <w:p>
+      <w:pPr>
+        <w:pStyle w:val="BlockText"/>
+      </w:pPr>
+      <w:r>
+        <w:rPr>
+          <w:rFonts w:hint="eastAsia"/>
+          <w:b/>
+          <w:bCs/>
+        </w:rPr>
+        <w:t xml:space="preserve">方法论上这是「代理量不是原量」的第五次发作，也是最贵的一次。</w:t>
+      </w:r>
+      <w:r>
+        <w:t xml:space="preserve"> </w:t>
+      </w:r>
+      <w:r>
+        <w:rPr>
+          <w:rFonts w:hint="eastAsia"/>
+        </w:rPr>
+        <w:t xml:space="preserve">前四次分别是：拿段内最大偏差当管根、拿</w:t>
+      </w:r>
+      <w:r>
+        <w:t xml:space="preserve"> ②′ </w:t>
+      </w:r>
+      <w:r>
+        <w:rPr>
+          <w:rFonts w:hint="eastAsia"/>
+        </w:rPr>
+        <w:t xml:space="preserve">当</w:t>
+      </w:r>
+      <w:r>
+        <w:t xml:space="preserve"> ③ </w:t>
+      </w:r>
+      <w:r>
+        <w:rPr>
+          <w:rFonts w:hint="eastAsia"/>
+        </w:rPr>
+        <w:t xml:space="preserve">的靶、拿会切换分支的标量当收敛度量、</w:t>
+      </w:r>
+      <w:r>
+        <w:t xml:space="preserve"> </w:t>
+      </w:r>
+      <w:r>
+        <w:rPr>
+          <w:rFonts w:hint="eastAsia"/>
+        </w:rPr>
+        <w:t xml:space="preserve">拿包围盒当几何校验量。这一次的隐蔽之处在于：代理量</w:t>
+      </w:r>
+      <w:r>
+        <w:t xml:space="preserve"> </w:t>
+      </w:r>
+      <m:oMath>
+        <m:r>
+          <m:t>δ</m:t>
+        </m:r>
+      </m:oMath>
+      <w:r>
+        <w:t xml:space="preserve"> </w:t>
+      </w:r>
+      <w:r>
+        <w:rPr>
+          <w:rFonts w:hint="eastAsia"/>
+        </w:rPr>
+        <w:t xml:space="preserve">在</w:t>
+      </w:r>
+      <w:r>
+        <w:rPr>
+          <w:rFonts w:hint="eastAsia"/>
+          <w:b/>
+          <w:bCs/>
+        </w:rPr>
+        <w:t xml:space="preserve">原来的</w:t>
+      </w:r>
+      <w:r>
+        <w:rPr>
+          <w:rFonts w:hint="eastAsia"/>
+        </w:rPr>
+        <w:t xml:space="preserve">迭代格式下</w:t>
+      </w:r>
+      <w:r>
+        <w:t xml:space="preserve"> </w:t>
+      </w:r>
+      <w:r>
+        <w:rPr>
+          <w:rFonts w:hint="eastAsia"/>
+        </w:rPr>
+        <w:t xml:space="preserve">确实等价于残差，是</w:t>
+      </w:r>
+      <w:r>
+        <w:rPr>
+          <w:rFonts w:hint="eastAsia"/>
+          <w:b/>
+          <w:bCs/>
+        </w:rPr>
+        <w:t xml:space="preserve">换了格式之后</w:t>
+      </w:r>
+      <w:r>
+        <w:rPr>
+          <w:rFonts w:hint="eastAsia"/>
+        </w:rPr>
+        <w:t xml:space="preserve">才失效的</w:t>
+      </w:r>
+      <w:r>
+        <w:t xml:space="preserve"> ——</w:t>
+      </w:r>
+      <w:r>
+        <w:t xml:space="preserve"> </w:t>
+      </w:r>
+      <w:r>
+        <w:rPr>
+          <w:rFonts w:hint="eastAsia"/>
+        </w:rPr>
+        <w:t xml:space="preserve">而没有第二条独立路径，失效永远不会自己暴露。</w:t>
+      </w:r>
+    </w:p>
     <w:bookmarkEnd w:id="76"/>
-    <w:bookmarkStart w:id="77" w:name="收敛度量又一次代理量不是原量"/>
+    <w:bookmarkEnd w:id="77"/>
+    <w:bookmarkStart w:id="78" w:name="收敛度量又一次代理量不是原量"/>
     <w:p>
       <w:pPr>
         <w:pStyle w:val="Heading2"/>
@@ -25545,8 +26361,8 @@
         <w:t xml:space="preserve">跳变消失；慢模式仍在，那才是真的。</w:t>
       </w:r>
     </w:p>
-    <w:bookmarkEnd w:id="77"/>
-    <w:bookmarkStart w:id="78" w:name="剩余误差而不是相邻两轮变化"/>
+    <w:bookmarkEnd w:id="78"/>
+    <w:bookmarkStart w:id="79" w:name="剩余误差而不是相邻两轮变化"/>
     <w:p>
       <w:pPr>
         <w:pStyle w:val="Heading2"/>
@@ -26175,9 +26991,9 @@
         <w:t xml:space="preserve">它直接决定判据有没有意义。</w:t>
       </w:r>
     </w:p>
-    <w:bookmarkEnd w:id="78"/>
     <w:bookmarkEnd w:id="79"/>
-    <w:bookmarkStart w:id="89" w:name="计算结果"/>
+    <w:bookmarkEnd w:id="80"/>
+    <w:bookmarkStart w:id="90" w:name="计算结果"/>
     <w:p>
       <w:pPr>
         <w:pStyle w:val="Heading1"/>
@@ -26192,7 +27008,7 @@
         <w:t xml:space="preserve">计算结果</w:t>
       </w:r>
     </w:p>
-    <w:bookmarkStart w:id="83" w:name="两档定案"/>
+    <w:bookmarkStart w:id="84" w:name="两档定案"/>
     <w:p>
       <w:pPr>
         <w:pStyle w:val="Heading2"/>
@@ -26286,18 +27102,18 @@
           <wp:inline>
             <wp:extent cx="5334000" cy="2386263"/>
             <wp:effectExtent b="0" l="0" r="0" t="0"/>
-            <wp:docPr descr="图 8 两档的判据裕度" title="" id="81" name="Picture"/>
+            <wp:docPr descr="图 8 两档的判据裕度" title="" id="82" name="Picture"/>
             <a:graphic>
               <a:graphicData uri="http://schemas.openxmlformats.org/drawingml/2006/picture">
                 <pic:pic>
                   <pic:nvPicPr>
-                    <pic:cNvPr descr="fig/v5/f05_margins.png" id="82" name="Picture"/>
+                    <pic:cNvPr descr="fig/v5/f05_margins.png" id="83" name="Picture"/>
                     <pic:cNvPicPr>
                       <a:picLocks noChangeArrowheads="1" noChangeAspect="1"/>
                     </pic:cNvPicPr>
                   </pic:nvPicPr>
                   <pic:blipFill>
-                    <a:blip r:embed="rId80"/>
+                    <a:blip r:embed="rId81"/>
                     <a:stretch>
                       <a:fillRect/>
                     </a:stretch>
@@ -26480,7 +27296,7 @@
               <w:pStyle w:val="Compact"/>
             </w:pPr>
             <w:r>
-              <w:t xml:space="preserve">0.079 h</w:t>
+              <w:t xml:space="preserve">0.078 h</w:t>
             </w:r>
           </w:p>
         </w:tc>
@@ -26530,7 +27346,7 @@
               <w:pStyle w:val="Compact"/>
             </w:pPr>
             <w:r>
-              <w:t xml:space="preserve">0.981 </w:t>
+              <w:t xml:space="preserve">1.050 </w:t>
             </w:r>
             <w:r>
               <w:rPr>
@@ -26539,7 +27355,7 @@
               <w:t xml:space="preserve">K（裕度</w:t>
             </w:r>
             <w:r>
-              <w:t xml:space="preserve"> 80 </w:t>
+              <w:t xml:space="preserve"> 79 </w:t>
             </w:r>
             <w:r>
               <w:rPr>
@@ -26556,13 +27372,13 @@
               <w:pStyle w:val="Compact"/>
             </w:pPr>
             <w:r>
-              <w:t xml:space="preserve">1.121 </w:t>
+              <w:t xml:space="preserve">1.186 </w:t>
             </w:r>
             <w:r>
               <w:rPr>
                 <w:rFonts w:hint="eastAsia"/>
               </w:rPr>
-              <w:t xml:space="preserve">K（78</w:t>
+              <w:t xml:space="preserve">K（76</w:t>
             </w:r>
             <w:r>
               <w:t xml:space="preserve"> </w:t>
@@ -26633,7 +27449,7 @@
                 <m:t>+</m:t>
               </m:r>
               <m:r>
-                <m:t>1.67</m:t>
+                <m:t>1.35</m:t>
               </m:r>
             </m:oMath>
             <w:r>
@@ -26658,7 +27474,7 @@
                 <m:t>+</m:t>
               </m:r>
               <m:r>
-                <m:t>1.91</m:t>
+                <m:t>1.58</m:t>
               </m:r>
             </m:oMath>
             <w:r>
@@ -26706,13 +27522,13 @@
               <w:pStyle w:val="Compact"/>
             </w:pPr>
             <w:r>
-              <w:t xml:space="preserve">6.18 </w:t>
+              <w:t xml:space="preserve">5.52 </w:t>
             </w:r>
             <w:r>
               <w:rPr>
                 <w:rFonts w:hint="eastAsia"/>
               </w:rPr>
-              <w:t xml:space="preserve">K（38</w:t>
+              <w:t xml:space="preserve">K（45</w:t>
             </w:r>
             <w:r>
               <w:t xml:space="preserve"> </w:t>
@@ -26732,13 +27548,13 @@
               <w:pStyle w:val="Compact"/>
             </w:pPr>
             <w:r>
-              <w:t xml:space="preserve">5.30 </w:t>
+              <w:t xml:space="preserve">5.97 </w:t>
             </w:r>
             <w:r>
               <w:rPr>
                 <w:rFonts w:hint="eastAsia"/>
               </w:rPr>
-              <w:t xml:space="preserve">K（47</w:t>
+              <w:t xml:space="preserve">K（40</w:t>
             </w:r>
             <w:r>
               <w:t xml:space="preserve"> </w:t>
@@ -27031,8 +27847,8 @@
         <w:t xml:space="preserve">这是可行域的底。</w:t>
       </w:r>
     </w:p>
-    <w:bookmarkEnd w:id="83"/>
-    <w:bookmarkStart w:id="87" w:name="尺寸与铂重"/>
+    <w:bookmarkEnd w:id="84"/>
+    <w:bookmarkStart w:id="88" w:name="尺寸与铂重"/>
     <w:p>
       <w:pPr>
         <w:pStyle w:val="Heading2"/>
@@ -27128,18 +27944,18 @@
               <w:pStyle w:val="Compact"/>
             </w:pPr>
             <w:r>
-              <w:t xml:space="preserve">2.11 / 3.40 / 3.18 / 1.76</w:t>
-            </w:r>
-          </w:p>
-        </w:tc>
-        <w:tc>
-          <w:tcPr/>
-          <w:p>
-            <w:pPr>
-              <w:pStyle w:val="Compact"/>
-            </w:pPr>
-            <w:r>
-              <w:t xml:space="preserve">1.82 / 2.91 / 2.71 / 1.49</w:t>
+              <w:t xml:space="preserve">2.11 / 3.33 / 3.12 / 1.76</w:t>
+            </w:r>
+          </w:p>
+        </w:tc>
+        <w:tc>
+          <w:tcPr/>
+          <w:p>
+            <w:pPr>
+              <w:pStyle w:val="Compact"/>
+            </w:pPr>
+            <w:r>
+              <w:t xml:space="preserve">1.82 / 2.85 / 2.66 / 1.49</w:t>
             </w:r>
           </w:p>
         </w:tc>
@@ -27177,7 +27993,7 @@
               <w:rPr>
                 <w:rFonts w:hint="eastAsia"/>
               </w:rPr>
-              <w:t xml:space="preserve">1.24（四片同）</w:t>
+              <w:t xml:space="preserve">1.22（四片同）</w:t>
             </w:r>
           </w:p>
         </w:tc>
@@ -27191,7 +28007,7 @@
               <w:rPr>
                 <w:rFonts w:hint="eastAsia"/>
               </w:rPr>
-              <w:t xml:space="preserve">1.22（四片同）</w:t>
+              <w:t xml:space="preserve">1.20（四片同）</w:t>
             </w:r>
           </w:p>
         </w:tc>
@@ -27297,18 +28113,18 @@
               <w:pStyle w:val="Compact"/>
             </w:pPr>
             <w:r>
-              <w:t xml:space="preserve">652</w:t>
-            </w:r>
-          </w:p>
-        </w:tc>
-        <w:tc>
-          <w:tcPr/>
-          <w:p>
-            <w:pPr>
-              <w:pStyle w:val="Compact"/>
-            </w:pPr>
-            <w:r>
-              <w:t xml:space="preserve">557</w:t>
+              <w:t xml:space="preserve">641</w:t>
+            </w:r>
+          </w:p>
+        </w:tc>
+        <w:tc>
+          <w:tcPr/>
+          <w:p>
+            <w:pPr>
+              <w:pStyle w:val="Compact"/>
+            </w:pPr>
+            <w:r>
+              <w:t xml:space="preserve">547</w:t>
             </w:r>
           </w:p>
         </w:tc>
@@ -27348,7 +28164,7 @@
                 <w:b/>
                 <w:bCs/>
               </w:rPr>
-              <w:t xml:space="preserve">3117</w:t>
+              <w:t xml:space="preserve">3106</w:t>
             </w:r>
           </w:p>
         </w:tc>
@@ -27363,7 +28179,7 @@
                 <w:b/>
                 <w:bCs/>
               </w:rPr>
-              <w:t xml:space="preserve">2398</w:t>
+              <w:t xml:space="preserve">2388</w:t>
             </w:r>
           </w:p>
         </w:tc>
@@ -27471,18 +28287,18 @@
               <w:pStyle w:val="Compact"/>
             </w:pPr>
             <w:r>
-              <w:t xml:space="preserve">0.65 K</w:t>
-            </w:r>
-          </w:p>
-        </w:tc>
-        <w:tc>
-          <w:tcPr/>
-          <w:p>
-            <w:pPr>
-              <w:pStyle w:val="Compact"/>
-            </w:pPr>
-            <w:r>
-              <w:t xml:space="preserve">0.75 K</w:t>
+              <w:t xml:space="preserve">0.42 K</w:t>
+            </w:r>
+          </w:p>
+        </w:tc>
+        <w:tc>
+          <w:tcPr/>
+          <w:p>
+            <w:pPr>
+              <w:pStyle w:val="Compact"/>
+            </w:pPr>
+            <w:r>
+              <w:t xml:space="preserve">0.54 K</w:t>
             </w:r>
           </w:p>
         </w:tc>
@@ -27497,18 +28313,18 @@
           <wp:inline>
             <wp:extent cx="5334000" cy="2415602"/>
             <wp:effectExtent b="0" l="0" r="0" t="0"/>
-            <wp:docPr descr="图 9 铂重构成" title="" id="85" name="Picture"/>
+            <wp:docPr descr="图 9 铂重构成" title="" id="86" name="Picture"/>
             <a:graphic>
               <a:graphicData uri="http://schemas.openxmlformats.org/drawingml/2006/picture">
                 <pic:pic>
                   <pic:nvPicPr>
-                    <pic:cNvPr descr="fig/v5/f09_mass.png" id="86" name="Picture"/>
+                    <pic:cNvPr descr="fig/v5/f09_mass.png" id="87" name="Picture"/>
                     <pic:cNvPicPr>
                       <a:picLocks noChangeArrowheads="1" noChangeAspect="1"/>
                     </pic:cNvPicPr>
                   </pic:nvPicPr>
                   <pic:blipFill>
-                    <a:blip r:embed="rId84"/>
+                    <a:blip r:embed="rId85"/>
                     <a:stretch>
                       <a:fillRect/>
                     </a:stretch>
@@ -27595,13 +28411,13 @@
           <w:b/>
           <w:bCs/>
         </w:rPr>
-        <w:t xml:space="preserve"> 60–90 %</w:t>
-      </w:r>
-      <w:r>
-        <w:rPr>
-          <w:rFonts w:hint="eastAsia"/>
-        </w:rPr>
-        <w:t xml:space="preserve">（3.40</w:t>
+        <w:t xml:space="preserve"> 58–89 %</w:t>
+      </w:r>
+      <w:r>
+        <w:rPr>
+          <w:rFonts w:hint="eastAsia"/>
+        </w:rPr>
+        <w:t xml:space="preserve">（3.33</w:t>
       </w:r>
       <w:r>
         <w:t xml:space="preserve"> vs 1.76 </w:t>
@@ -27760,8 +28576,8 @@
         <w:t xml:space="preserve">两组自由度就此解耦。</w:t>
       </w:r>
     </w:p>
-    <w:bookmarkEnd w:id="87"/>
-    <w:bookmarkStart w:id="88" w:name="几何交付与质量对账"/>
+    <w:bookmarkEnd w:id="88"/>
+    <w:bookmarkStart w:id="89" w:name="几何交付与质量对账"/>
     <w:p>
       <w:pPr>
         <w:pStyle w:val="Heading2"/>
@@ -28508,18 +29324,18 @@
               <w:pStyle w:val="Compact"/>
             </w:pPr>
             <w:r>
-              <w:t xml:space="preserve">130.2</w:t>
-            </w:r>
-          </w:p>
-        </w:tc>
-        <w:tc>
-          <w:tcPr/>
-          <w:p>
-            <w:pPr>
-              <w:pStyle w:val="Compact"/>
-            </w:pPr>
-            <w:r>
-              <w:t xml:space="preserve">129.8</w:t>
+              <w:t xml:space="preserve">129.6</w:t>
+            </w:r>
+          </w:p>
+        </w:tc>
+        <w:tc>
+          <w:tcPr/>
+          <w:p>
+            <w:pPr>
+              <w:pStyle w:val="Compact"/>
+            </w:pPr>
+            <w:r>
+              <w:t xml:space="preserve">129.2</w:t>
             </w:r>
           </w:p>
         </w:tc>
@@ -28580,18 +29396,18 @@
               <w:pStyle w:val="Compact"/>
             </w:pPr>
             <w:r>
-              <w:t xml:space="preserve">216.6</w:t>
-            </w:r>
-          </w:p>
-        </w:tc>
-        <w:tc>
-          <w:tcPr/>
-          <w:p>
-            <w:pPr>
-              <w:pStyle w:val="Compact"/>
-            </w:pPr>
-            <w:r>
-              <w:t xml:space="preserve">215.3</w:t>
+              <w:t xml:space="preserve">210.9</w:t>
+            </w:r>
+          </w:p>
+        </w:tc>
+        <w:tc>
+          <w:tcPr/>
+          <w:p>
+            <w:pPr>
+              <w:pStyle w:val="Compact"/>
+            </w:pPr>
+            <w:r>
+              <w:t xml:space="preserve">209.6</w:t>
             </w:r>
           </w:p>
         </w:tc>
@@ -28609,7 +29425,7 @@
                 <m:t>+</m:t>
               </m:r>
               <m:r>
-                <m:t>0.60</m:t>
+                <m:t>0.59</m:t>
               </m:r>
               <m:r>
                 <m:t> </m:t>
@@ -28652,18 +29468,18 @@
               <w:pStyle w:val="Compact"/>
             </w:pPr>
             <w:r>
-              <w:t xml:space="preserve">201.5</w:t>
-            </w:r>
-          </w:p>
-        </w:tc>
-        <w:tc>
-          <w:tcPr/>
-          <w:p>
-            <w:pPr>
-              <w:pStyle w:val="Compact"/>
-            </w:pPr>
-            <w:r>
-              <w:t xml:space="preserve">200.4</w:t>
+              <w:t xml:space="preserve">196.5</w:t>
+            </w:r>
+          </w:p>
+        </w:tc>
+        <w:tc>
+          <w:tcPr/>
+          <w:p>
+            <w:pPr>
+              <w:pStyle w:val="Compact"/>
+            </w:pPr>
+            <w:r>
+              <w:t xml:space="preserve">195.5</w:t>
             </w:r>
           </w:p>
         </w:tc>
@@ -28681,7 +29497,7 @@
                 <m:t>+</m:t>
               </m:r>
               <m:r>
-                <m:t>0.56</m:t>
+                <m:t>0.55</m:t>
               </m:r>
               <m:r>
                 <m:t> </m:t>
@@ -28721,18 +29537,18 @@
               <w:pStyle w:val="Compact"/>
             </w:pPr>
             <w:r>
-              <w:t xml:space="preserve">107.6</w:t>
-            </w:r>
-          </w:p>
-        </w:tc>
-        <w:tc>
-          <w:tcPr/>
-          <w:p>
-            <w:pPr>
-              <w:pStyle w:val="Compact"/>
-            </w:pPr>
-            <w:r>
-              <w:t xml:space="preserve">107.4</w:t>
+              <w:t xml:space="preserve">107.1</w:t>
+            </w:r>
+          </w:p>
+        </w:tc>
+        <w:tc>
+          <w:tcPr/>
+          <w:p>
+            <w:pPr>
+              <w:pStyle w:val="Compact"/>
+            </w:pPr>
+            <w:r>
+              <w:t xml:space="preserve">106.9</w:t>
             </w:r>
           </w:p>
         </w:tc>
@@ -28796,7 +29612,7 @@
                 <w:b/>
                 <w:bCs/>
               </w:rPr>
-              <w:t xml:space="preserve">3120.6</w:t>
+              <w:t xml:space="preserve">3108.9</w:t>
             </w:r>
           </w:p>
         </w:tc>
@@ -28811,7 +29627,7 @@
                 <w:b/>
                 <w:bCs/>
               </w:rPr>
-              <w:t xml:space="preserve">3117.6</w:t>
+              <w:t xml:space="preserve">3106.0</w:t>
             </w:r>
           </w:p>
         </w:tc>
@@ -29049,9 +29865,9 @@
         <w:t xml:space="preserve">质量是唯一把所有几何细节都卷进去的标量。</w:t>
       </w:r>
     </w:p>
-    <w:bookmarkEnd w:id="88"/>
     <w:bookmarkEnd w:id="89"/>
-    <w:bookmarkStart w:id="90" w:name="结论"/>
+    <w:bookmarkEnd w:id="90"/>
+    <w:bookmarkStart w:id="91" w:name="结论"/>
     <w:p>
       <w:pPr>
         <w:pStyle w:val="Heading1"/>
@@ -29558,7 +30374,7 @@
         <w:rPr>
           <w:rFonts w:hint="eastAsia"/>
         </w:rPr>
-        <w:t xml:space="preserve">：3117</w:t>
+        <w:t xml:space="preserve">：3106</w:t>
       </w:r>
       <w:r>
         <w:t xml:space="preserve"> </w:t>
@@ -29582,7 +30398,7 @@
         <w:t xml:space="preserve"> </w:t>
       </w:r>
       <w:r>
-        <w:t xml:space="preserve">2398 </w:t>
+        <w:t xml:space="preserve">2388 </w:t>
       </w:r>
       <w:r>
         <w:rPr>
@@ -29755,8 +30571,8 @@
         <w:t xml:space="preserve">。</w:t>
       </w:r>
     </w:p>
-    <w:bookmarkEnd w:id="90"/>
-    <w:bookmarkStart w:id="94" w:name="局限与待补数据"/>
+    <w:bookmarkEnd w:id="91"/>
+    <w:bookmarkStart w:id="95" w:name="局限与待补数据"/>
     <w:p>
       <w:pPr>
         <w:pStyle w:val="Heading1"/>
@@ -29771,7 +30587,7 @@
         <w:t xml:space="preserve">局限与待补数据</w:t>
       </w:r>
     </w:p>
-    <w:bookmarkStart w:id="91" w:name="已知局限"/>
+    <w:bookmarkStart w:id="92" w:name="已知局限"/>
     <w:p>
       <w:pPr>
         <w:pStyle w:val="Heading2"/>
@@ -30355,8 +31171,8 @@
         </w:tc>
       </w:tr>
     </w:tbl>
-    <w:bookmarkEnd w:id="91"/>
-    <w:bookmarkStart w:id="92" w:name="待补数据按影响排序"/>
+    <w:bookmarkEnd w:id="92"/>
+    <w:bookmarkStart w:id="93" w:name="待补数据按影响排序"/>
     <w:p>
       <w:pPr>
         <w:pStyle w:val="Heading2"/>
@@ -30806,8 +31622,8 @@
         </w:tc>
       </w:tr>
     </w:tbl>
-    <w:bookmarkEnd w:id="92"/>
-    <w:bookmarkStart w:id="93" w:name="建议的现场验证顺序"/>
+    <w:bookmarkEnd w:id="93"/>
+    <w:bookmarkStart w:id="94" w:name="建议的现场验证顺序"/>
     <w:p>
       <w:pPr>
         <w:pStyle w:val="Heading2"/>
@@ -31504,8 +32320,8 @@
         <w:t xml:space="preserve"> —</w:t>
       </w:r>
     </w:p>
-    <w:bookmarkEnd w:id="93"/>
     <w:bookmarkEnd w:id="94"/>
+    <w:bookmarkEnd w:id="95"/>
     <w:sectPr>
       <w:footnotePr>
         <w:numRestart w:val="eachSect"/>
